--- a/Docs/Дис Борзенков вар2/Заключение/Заключение.docx
+++ b/Docs/Дис Борзенков вар2/Заключение/Заключение.docx
@@ -49,15 +49,956 @@
           <w:sz w:val="28"/>
           <w:szCs w:val="28"/>
         </w:rPr>
-        <w:t>Актуальность темы исследования</w:t>
-      </w:r>
-      <w:r>
+        <w:t>1 Основные научные результаты</w:t>
+      </w:r>
+    </w:p>
+    <w:p>
+      <w:pPr>
+        <w:spacing w:line="360" w:lineRule="auto"/>
+        <w:ind w:firstLine="709"/>
+        <w:jc w:val="both"/>
+        <w:rPr>
+          <w:rFonts w:ascii="Times New Roman" w:hAnsi="Times New Roman" w:cs="Times New Roman"/>
+          <w:sz w:val="28"/>
+          <w:szCs w:val="28"/>
+        </w:rPr>
+      </w:pPr>
+    </w:p>
+    <w:p>
+      <w:pPr>
+        <w:spacing w:line="360" w:lineRule="auto"/>
+        <w:ind w:firstLine="709"/>
+        <w:jc w:val="both"/>
+        <w:rPr>
+          <w:rFonts w:ascii="Times New Roman" w:hAnsi="Times New Roman" w:cs="Times New Roman"/>
+          <w:sz w:val="28"/>
+          <w:szCs w:val="28"/>
+        </w:rPr>
+      </w:pPr>
+      <w:r>
+        <w:rPr>
+          <w:rFonts w:ascii="Times New Roman" w:hAnsi="Times New Roman" w:cs="Times New Roman"/>
+          <w:sz w:val="28"/>
+          <w:szCs w:val="28"/>
+        </w:rPr>
+        <w:t>В диссертационной работе решена актуальная научно-техническая задача разработки методов и моделей диагностики и прогнозирования остаточного ресурса тяговых аккумуляторных батарей электротранспорта на основе анализа комплексного импеданса в нестационарных режимах эксплуатации. Научная значимость полученных результатов определяется тем, что в работе последовательно объединены электрохимическая, электротехническая, диагностическая и прогностическая постановки задачи в рамках единой импедансно-ориентированной концепции.</w:t>
+      </w:r>
+    </w:p>
+    <w:p>
+      <w:pPr>
+        <w:spacing w:line="360" w:lineRule="auto"/>
+        <w:ind w:firstLine="709"/>
+        <w:jc w:val="both"/>
+        <w:rPr>
+          <w:rFonts w:ascii="Times New Roman" w:hAnsi="Times New Roman" w:cs="Times New Roman"/>
+          <w:sz w:val="28"/>
+          <w:szCs w:val="28"/>
+        </w:rPr>
+      </w:pPr>
+      <w:r>
+        <w:rPr>
+          <w:rFonts w:ascii="Times New Roman" w:hAnsi="Times New Roman" w:cs="Times New Roman"/>
+          <w:sz w:val="28"/>
+          <w:szCs w:val="28"/>
+        </w:rPr>
+        <w:t>Первым существенным результатом является формирование целостной теоретической платформы исследования тяговой аккумуляторной батареи как элемента электротехнического комплекса электротранспорта. В работе показано, что батарея должна рассматриваться не только как источник энергии, но и как динамический объект с параметрически изменяющимися электрическими, тепловыми и деградационными характеристиками. Это позволило перейти от традиционного описания аккумулятора через напряжение, ток и емкость к более содержательной модели, в которой ключевыми информативными признаками являются параметры комплексного импеданса.</w:t>
+      </w:r>
+    </w:p>
+    <w:p>
+      <w:pPr>
+        <w:spacing w:line="360" w:lineRule="auto"/>
+        <w:ind w:firstLine="709"/>
+        <w:jc w:val="both"/>
+        <w:rPr>
+          <w:rFonts w:ascii="Times New Roman" w:hAnsi="Times New Roman" w:cs="Times New Roman"/>
+          <w:sz w:val="28"/>
+          <w:szCs w:val="28"/>
+        </w:rPr>
+      </w:pPr>
+      <w:r>
+        <w:rPr>
+          <w:rFonts w:ascii="Times New Roman" w:hAnsi="Times New Roman" w:cs="Times New Roman"/>
+          <w:sz w:val="28"/>
+          <w:szCs w:val="28"/>
+        </w:rPr>
+        <w:t>Вторым научным результатом является разработка теоретической и математической модели комплексного импеданса тяговой аккумуляторной батареи в виде функциональной зависимости</w:t>
+      </w:r>
+    </w:p>
+    <w:p>
+      <w:pPr>
+        <w:spacing w:line="360" w:lineRule="auto"/>
+        <w:ind w:firstLine="709"/>
+        <w:jc w:val="both"/>
+        <w:rPr>
+          <w:rFonts w:ascii="Times New Roman" w:hAnsi="Times New Roman" w:cs="Times New Roman"/>
+          <w:sz w:val="28"/>
+          <w:szCs w:val="28"/>
+        </w:rPr>
+      </w:pPr>
+    </w:p>
+    <w:p>
+      <w:pPr>
+        <w:spacing w:line="360" w:lineRule="auto"/>
+        <w:ind w:firstLine="709"/>
+        <w:jc w:val="both"/>
+        <w:rPr>
+          <w:rFonts w:ascii="Times New Roman" w:hAnsi="Times New Roman" w:cs="Times New Roman"/>
+          <w:sz w:val="28"/>
+          <w:szCs w:val="28"/>
+          <w:lang w:val="en-US"/>
+        </w:rPr>
+      </w:pPr>
+      <w:r>
+        <w:rPr>
+          <w:rFonts w:ascii="Times New Roman" w:hAnsi="Times New Roman" w:cs="Times New Roman"/>
+          <w:position w:val="-14"/>
+          <w:sz w:val="28"/>
+          <w:szCs w:val="28"/>
+        </w:rPr>
+        <w:object w:dxaOrig="2100" w:dyaOrig="400" w14:anchorId="527C9C0F">
+          <v:shapetype id="_x0000_t75" coordsize="21600,21600" o:spt="75" o:preferrelative="t" path="m@4@5l@4@11@9@11@9@5xe" filled="f" stroked="f">
+            <v:stroke joinstyle="miter"/>
+            <v:formulas>
+              <v:f eqn="if lineDrawn pixelLineWidth 0"/>
+              <v:f eqn="sum @0 1 0"/>
+              <v:f eqn="sum 0 0 @1"/>
+              <v:f eqn="prod @2 1 2"/>
+              <v:f eqn="prod @3 21600 pixelWidth"/>
+              <v:f eqn="prod @3 21600 pixelHeight"/>
+              <v:f eqn="sum @0 0 1"/>
+              <v:f eqn="prod @6 1 2"/>
+              <v:f eqn="prod @7 21600 pixelWidth"/>
+              <v:f eqn="sum @8 21600 0"/>
+              <v:f eqn="prod @7 21600 pixelHeight"/>
+              <v:f eqn="sum @10 21600 0"/>
+            </v:formulas>
+            <v:path o:extrusionok="f" gradientshapeok="t" o:connecttype="rect"/>
+            <o:lock v:ext="edit" aspectratio="t"/>
+          </v:shapetype>
+          <v:shape id="_x0000_i1027" type="#_x0000_t75" style="width:105.2pt;height:20.05pt" o:ole="">
+            <v:imagedata r:id="rId6" o:title=""/>
+          </v:shape>
+          <o:OLEObject Type="Embed" ProgID="Equation.DSMT4" ShapeID="_x0000_i1027" DrawAspect="Content" ObjectID="_1838530001" r:id="rId7"/>
+        </w:object>
+      </w:r>
+      <w:r>
+        <w:rPr>
+          <w:rFonts w:ascii="Times New Roman" w:hAnsi="Times New Roman" w:cs="Times New Roman"/>
+          <w:sz w:val="28"/>
+          <w:szCs w:val="28"/>
+          <w:lang w:val="en-US"/>
+        </w:rPr>
+        <w:t>,</w:t>
+      </w:r>
+    </w:p>
+    <w:p>
+      <w:pPr>
+        <w:spacing w:line="360" w:lineRule="auto"/>
+        <w:ind w:firstLine="709"/>
+        <w:jc w:val="both"/>
+        <w:rPr>
+          <w:rFonts w:ascii="Times New Roman" w:hAnsi="Times New Roman" w:cs="Times New Roman"/>
+          <w:sz w:val="28"/>
+          <w:szCs w:val="28"/>
+          <w:lang w:val="en-US"/>
+        </w:rPr>
+      </w:pPr>
+    </w:p>
+    <w:p>
+      <w:pPr>
+        <w:spacing w:line="360" w:lineRule="auto"/>
+        <w:ind w:firstLine="709"/>
+        <w:jc w:val="both"/>
+        <w:rPr>
+          <w:rFonts w:ascii="Times New Roman" w:hAnsi="Times New Roman" w:cs="Times New Roman"/>
+          <w:sz w:val="28"/>
+          <w:szCs w:val="28"/>
+          <w:lang w:val="en-US"/>
+        </w:rPr>
+      </w:pPr>
+      <w:r>
+        <w:rPr>
+          <w:rFonts w:ascii="Times New Roman" w:hAnsi="Times New Roman" w:cs="Times New Roman"/>
+          <w:sz w:val="28"/>
+          <w:szCs w:val="28"/>
+        </w:rPr>
+        <w:lastRenderedPageBreak/>
+        <w:t xml:space="preserve">где </w:t>
+      </w:r>
+      <w:r>
+        <w:rPr>
+          <w:rFonts w:ascii="Times New Roman" w:hAnsi="Times New Roman" w:cs="Times New Roman"/>
+          <w:i/>
+          <w:iCs/>
+          <w:sz w:val="28"/>
+          <w:szCs w:val="28"/>
+        </w:rPr>
+        <w:t>ω</w:t>
+      </w:r>
+      <w:r>
+        <w:rPr>
+          <w:rFonts w:ascii="Times New Roman" w:hAnsi="Times New Roman" w:cs="Times New Roman"/>
+          <w:sz w:val="28"/>
+          <w:szCs w:val="28"/>
+        </w:rPr>
+        <w:t xml:space="preserve"> – </w:t>
+      </w:r>
+      <w:r>
+        <w:rPr>
+          <w:rFonts w:ascii="Times New Roman" w:hAnsi="Times New Roman" w:cs="Times New Roman"/>
+          <w:sz w:val="28"/>
+          <w:szCs w:val="28"/>
+        </w:rPr>
+        <w:t>круговая частота</w:t>
+      </w:r>
+      <w:r>
+        <w:rPr>
+          <w:rFonts w:ascii="Times New Roman" w:hAnsi="Times New Roman" w:cs="Times New Roman"/>
+          <w:sz w:val="28"/>
+          <w:szCs w:val="28"/>
+        </w:rPr>
+        <w:t xml:space="preserve">, </w:t>
+      </w:r>
+      <w:r>
+        <w:rPr>
+          <w:rFonts w:ascii="Times New Roman" w:hAnsi="Times New Roman" w:cs="Times New Roman"/>
+          <w:i/>
+          <w:iCs/>
+          <w:sz w:val="28"/>
+          <w:szCs w:val="28"/>
+          <w:lang w:val="en-US"/>
+        </w:rPr>
+        <w:t>T</w:t>
+      </w:r>
+      <w:r>
+        <w:rPr>
+          <w:rFonts w:ascii="Times New Roman" w:hAnsi="Times New Roman" w:cs="Times New Roman"/>
+          <w:sz w:val="28"/>
+          <w:szCs w:val="28"/>
+        </w:rPr>
+        <w:t xml:space="preserve"> – </w:t>
+      </w:r>
+      <w:r>
+        <w:rPr>
+          <w:rFonts w:ascii="Times New Roman" w:hAnsi="Times New Roman" w:cs="Times New Roman"/>
+          <w:sz w:val="28"/>
+          <w:szCs w:val="28"/>
+        </w:rPr>
+        <w:t>температура</w:t>
+      </w:r>
+      <w:r>
+        <w:rPr>
+          <w:rFonts w:ascii="Times New Roman" w:hAnsi="Times New Roman" w:cs="Times New Roman"/>
+          <w:sz w:val="28"/>
+          <w:szCs w:val="28"/>
+        </w:rPr>
+        <w:t xml:space="preserve">, </w:t>
+      </w:r>
+      <w:r>
+        <w:rPr>
+          <w:rFonts w:ascii="Times New Roman" w:hAnsi="Times New Roman" w:cs="Times New Roman"/>
+          <w:i/>
+          <w:iCs/>
+          <w:sz w:val="28"/>
+          <w:szCs w:val="28"/>
+          <w:lang w:val="en-US"/>
+        </w:rPr>
+        <w:t>D</w:t>
+      </w:r>
+      <w:r>
+        <w:rPr>
+          <w:rFonts w:ascii="Times New Roman" w:hAnsi="Times New Roman" w:cs="Times New Roman"/>
+          <w:sz w:val="28"/>
+          <w:szCs w:val="28"/>
+        </w:rPr>
+        <w:t xml:space="preserve"> – </w:t>
+      </w:r>
+      <w:r>
+        <w:rPr>
+          <w:rFonts w:ascii="Times New Roman" w:hAnsi="Times New Roman" w:cs="Times New Roman"/>
+          <w:sz w:val="28"/>
+          <w:szCs w:val="28"/>
+        </w:rPr>
+        <w:t>параметр деградации. Данная модель позволила</w:t>
+      </w:r>
+      <w:r>
+        <w:rPr>
+          <w:rFonts w:ascii="Times New Roman" w:hAnsi="Times New Roman" w:cs="Times New Roman"/>
+          <w:sz w:val="28"/>
+          <w:szCs w:val="28"/>
+        </w:rPr>
+        <w:t xml:space="preserve"> </w:t>
+      </w:r>
+      <w:r>
+        <w:rPr>
+          <w:rFonts w:ascii="Times New Roman" w:hAnsi="Times New Roman" w:cs="Times New Roman"/>
+          <w:sz w:val="28"/>
+          <w:szCs w:val="28"/>
+        </w:rPr>
+        <w:t>формализовать влияние эксплуатационных и деградационных факторов на структуру спектра импеданса и перейти к количественной интерпретации измеряемых частотных характеристик.</w:t>
+      </w:r>
+    </w:p>
+    <w:p>
+      <w:pPr>
+        <w:spacing w:line="360" w:lineRule="auto"/>
+        <w:ind w:firstLine="709"/>
+        <w:jc w:val="both"/>
+        <w:rPr>
+          <w:rFonts w:ascii="Times New Roman" w:hAnsi="Times New Roman" w:cs="Times New Roman"/>
+          <w:sz w:val="28"/>
+          <w:szCs w:val="28"/>
+          <w:lang w:val="en-US"/>
+        </w:rPr>
+      </w:pPr>
+      <w:r>
+        <w:rPr>
+          <w:rFonts w:ascii="Times New Roman" w:hAnsi="Times New Roman" w:cs="Times New Roman"/>
+          <w:sz w:val="28"/>
+          <w:szCs w:val="28"/>
+        </w:rPr>
+        <w:t>Третьим результатом является развитие модели импеданса на случай нестационарных и импульсных нагрузок, характерных для электротранспорта. В отличие от классических лабораторных EIS-подходов, ориентированных на стационарный режим, в работе введено представление динамического импеданса, учитывающее изменяющиеся токовые профили, рекуперационные события, температурные колебания, глубину частичных циклов и иные транспортно-эксплуатационные факторы. Тем самым предложено математическое описание, существенно более близкое к реальным условиям работы тяговых батарей.</w:t>
+      </w:r>
+    </w:p>
+    <w:p>
+      <w:pPr>
+        <w:spacing w:line="360" w:lineRule="auto"/>
+        <w:ind w:firstLine="709"/>
+        <w:jc w:val="both"/>
+        <w:rPr>
+          <w:rFonts w:ascii="Times New Roman" w:hAnsi="Times New Roman" w:cs="Times New Roman"/>
+          <w:sz w:val="28"/>
+          <w:szCs w:val="28"/>
+          <w:lang w:val="en-US"/>
+        </w:rPr>
+      </w:pPr>
+      <w:r>
+        <w:rPr>
+          <w:rFonts w:ascii="Times New Roman" w:hAnsi="Times New Roman" w:cs="Times New Roman"/>
+          <w:sz w:val="28"/>
+          <w:szCs w:val="28"/>
+        </w:rPr>
+        <w:t>Четвёртым научным результатом является формализация параметра деградации и скорости его изменения на основе динамики импедансных параметров. Показано, что наиболее информативными диагностическими признаками являются сопротивление переноса заряда, омическое сопротивление, диффузионная составляющая и производные признаки, связанные с релаксационными временами и изменением формы Nyquist- и Bode-характеристик. На этой основе введён интегральный диагностический критерий технического</w:t>
+      </w:r>
+      <w:r>
+        <w:rPr>
+          <w:rFonts w:ascii="Times New Roman" w:hAnsi="Times New Roman" w:cs="Times New Roman"/>
+          <w:sz w:val="28"/>
+          <w:szCs w:val="28"/>
+        </w:rPr>
+        <w:t xml:space="preserve"> </w:t>
+      </w:r>
+      <w:r>
+        <w:rPr>
+          <w:rFonts w:ascii="Times New Roman" w:hAnsi="Times New Roman" w:cs="Times New Roman"/>
+          <w:sz w:val="28"/>
+          <w:szCs w:val="28"/>
+        </w:rPr>
+        <w:t>состояния батареи, который обеспечивает переход от разрозненных спектральных признаков к единой скалярной оценке степени деградации.</w:t>
+      </w:r>
+    </w:p>
+    <w:p>
+      <w:pPr>
+        <w:spacing w:line="360" w:lineRule="auto"/>
+        <w:ind w:firstLine="709"/>
+        <w:jc w:val="both"/>
+        <w:rPr>
+          <w:rFonts w:ascii="Times New Roman" w:hAnsi="Times New Roman" w:cs="Times New Roman"/>
+          <w:sz w:val="28"/>
+          <w:szCs w:val="28"/>
+          <w:lang w:val="en-US"/>
+        </w:rPr>
+      </w:pPr>
+      <w:r>
+        <w:rPr>
+          <w:rFonts w:ascii="Times New Roman" w:hAnsi="Times New Roman" w:cs="Times New Roman"/>
+          <w:sz w:val="28"/>
+          <w:szCs w:val="28"/>
+        </w:rPr>
+        <w:t xml:space="preserve">Пятым результатом является разработка диагностических критериев технического состояния тяговой батареи по параметрам комплексного импеданса. В работе установлена связь между изменением диаметра полукруга на диаграмме Найквиста, ростом сопротивления переноса заряда, усилением диффузионных ограничений и накоплением деградационных повреждений. Предложены критерий текущего деградационного состояния, критерий </w:t>
+      </w:r>
+      <w:r>
+        <w:rPr>
+          <w:rFonts w:ascii="Times New Roman" w:hAnsi="Times New Roman" w:cs="Times New Roman"/>
+          <w:sz w:val="28"/>
+          <w:szCs w:val="28"/>
+        </w:rPr>
+        <w:lastRenderedPageBreak/>
+        <w:t>предельного состояния и метод экспресс-оценки</w:t>
+      </w:r>
+      <w:r>
+        <w:rPr>
+          <w:rFonts w:ascii="Times New Roman" w:hAnsi="Times New Roman" w:cs="Times New Roman"/>
+          <w:sz w:val="28"/>
+          <w:szCs w:val="28"/>
+        </w:rPr>
+        <w:t xml:space="preserve"> </w:t>
+      </w:r>
+      <w:r>
+        <w:rPr>
+          <w:rFonts w:ascii="Times New Roman" w:hAnsi="Times New Roman" w:cs="Times New Roman"/>
+          <w:i/>
+          <w:iCs/>
+          <w:sz w:val="28"/>
+          <w:szCs w:val="28"/>
+          <w:lang w:val="en-US"/>
+        </w:rPr>
+        <w:t>SOH</w:t>
+      </w:r>
+      <w:r>
+        <w:rPr>
+          <w:rFonts w:ascii="Times New Roman" w:hAnsi="Times New Roman" w:cs="Times New Roman"/>
+          <w:sz w:val="28"/>
+          <w:szCs w:val="28"/>
+        </w:rPr>
+        <w:t xml:space="preserve"> </w:t>
+      </w:r>
+      <w:r>
+        <w:rPr>
+          <w:rFonts w:ascii="Times New Roman" w:hAnsi="Times New Roman" w:cs="Times New Roman"/>
+          <w:sz w:val="28"/>
+          <w:szCs w:val="28"/>
+        </w:rPr>
+        <w:t>по ограниченному</w:t>
+      </w:r>
+      <w:r>
+        <w:rPr>
+          <w:rFonts w:ascii="Times New Roman" w:hAnsi="Times New Roman" w:cs="Times New Roman"/>
+          <w:sz w:val="28"/>
+          <w:szCs w:val="28"/>
+        </w:rPr>
+        <w:t xml:space="preserve"> </w:t>
+      </w:r>
+      <w:r>
+        <w:rPr>
+          <w:rFonts w:ascii="Times New Roman" w:hAnsi="Times New Roman" w:cs="Times New Roman"/>
+          <w:sz w:val="28"/>
+          <w:szCs w:val="28"/>
+        </w:rPr>
+        <w:t>набору диагностических частот, пригодный для последующей интеграции в BMS.</w:t>
+      </w:r>
+    </w:p>
+    <w:p>
+      <w:pPr>
+        <w:spacing w:line="360" w:lineRule="auto"/>
+        <w:ind w:firstLine="709"/>
+        <w:jc w:val="both"/>
+        <w:rPr>
+          <w:rFonts w:ascii="Times New Roman" w:hAnsi="Times New Roman" w:cs="Times New Roman"/>
+          <w:sz w:val="28"/>
+          <w:szCs w:val="28"/>
+          <w:lang w:val="en-US"/>
+        </w:rPr>
+      </w:pPr>
+      <w:r>
+        <w:rPr>
+          <w:rFonts w:ascii="Times New Roman" w:hAnsi="Times New Roman" w:cs="Times New Roman"/>
+          <w:sz w:val="28"/>
+          <w:szCs w:val="28"/>
+        </w:rPr>
+        <w:t>Шестым научным результатом является построение прогностической модели остаточного ресурса тяговой аккумуляторной батареи. В работе показано, что остаточный ресурс должен рассматриваться как функция не только текущего состояния батареи, но и скорости дальнейшего изменения импедансных параметров в заданной транспортной миссии. На этой основе получены выражения для прогноза ресурса в циклах и во времени, учитывающие нестационарность режима эксплуатации. Тем самым работа выходит за пределы чисто диагностической постановки и формирует полноценный прогностический контур.</w:t>
+      </w:r>
+    </w:p>
+    <w:p>
+      <w:pPr>
+        <w:spacing w:line="360" w:lineRule="auto"/>
+        <w:ind w:firstLine="709"/>
+        <w:jc w:val="both"/>
+        <w:rPr>
+          <w:rFonts w:ascii="Times New Roman" w:hAnsi="Times New Roman" w:cs="Times New Roman"/>
+          <w:sz w:val="28"/>
+          <w:szCs w:val="28"/>
+          <w:lang w:val="en-US"/>
+        </w:rPr>
+      </w:pPr>
+      <w:r>
+        <w:rPr>
+          <w:rFonts w:ascii="Times New Roman" w:hAnsi="Times New Roman" w:cs="Times New Roman"/>
+          <w:sz w:val="28"/>
+          <w:szCs w:val="28"/>
+        </w:rPr>
+        <w:t>Седьмым результатом является введение эксплуатационно-ориентированной модели, учитывающей влияние температуры, токовых пиков, рекуперации, глубины циклирования, интенсивности эквивалентного использования и иных факторов транспортной среды. Впервые в рамках единой диссертационной постановки эти факторы были включены непосредственно в структуру прогноза</w:t>
+      </w:r>
+      <w:r>
+        <w:rPr>
+          <w:rFonts w:ascii="Times New Roman" w:hAnsi="Times New Roman" w:cs="Times New Roman"/>
+          <w:sz w:val="28"/>
+          <w:szCs w:val="28"/>
+        </w:rPr>
+        <w:t xml:space="preserve"> </w:t>
+      </w:r>
+      <w:r>
+        <w:rPr>
+          <w:rFonts w:ascii="Times New Roman" w:hAnsi="Times New Roman" w:cs="Times New Roman"/>
+          <w:i/>
+          <w:iCs/>
+          <w:sz w:val="28"/>
+          <w:szCs w:val="28"/>
+          <w:lang w:val="en-US"/>
+        </w:rPr>
+        <w:t>RUL</w:t>
+      </w:r>
+      <w:r>
+        <w:rPr>
+          <w:rFonts w:ascii="Times New Roman" w:hAnsi="Times New Roman" w:cs="Times New Roman"/>
+          <w:sz w:val="28"/>
+          <w:szCs w:val="28"/>
+        </w:rPr>
+        <w:t xml:space="preserve">, </w:t>
+      </w:r>
+      <w:r>
+        <w:rPr>
+          <w:rFonts w:ascii="Times New Roman" w:hAnsi="Times New Roman" w:cs="Times New Roman"/>
+          <w:sz w:val="28"/>
+          <w:szCs w:val="28"/>
+        </w:rPr>
+        <w:t>а не</w:t>
+      </w:r>
+      <w:r>
+        <w:rPr>
+          <w:rFonts w:ascii="Times New Roman" w:hAnsi="Times New Roman" w:cs="Times New Roman"/>
+          <w:sz w:val="28"/>
+          <w:szCs w:val="28"/>
+        </w:rPr>
+        <w:t xml:space="preserve"> </w:t>
+      </w:r>
+      <w:r>
+        <w:rPr>
+          <w:rFonts w:ascii="Times New Roman" w:hAnsi="Times New Roman" w:cs="Times New Roman"/>
+          <w:sz w:val="28"/>
+          <w:szCs w:val="28"/>
+        </w:rPr>
+        <w:t>рассматривались как внешние качественные замечания. Это обеспечивает существенно более высокую инженерную пригодность полученных моделей для электротранспорта.</w:t>
+      </w:r>
+    </w:p>
+    <w:p>
+      <w:pPr>
+        <w:spacing w:line="360" w:lineRule="auto"/>
+        <w:ind w:firstLine="709"/>
+        <w:jc w:val="both"/>
+        <w:rPr>
+          <w:rFonts w:ascii="Times New Roman" w:hAnsi="Times New Roman" w:cs="Times New Roman"/>
+          <w:sz w:val="28"/>
+          <w:szCs w:val="28"/>
+          <w:lang w:val="en-US"/>
+        </w:rPr>
+      </w:pPr>
+      <w:r>
+        <w:rPr>
+          <w:rFonts w:ascii="Times New Roman" w:hAnsi="Times New Roman" w:cs="Times New Roman"/>
+          <w:sz w:val="28"/>
+          <w:szCs w:val="28"/>
+        </w:rPr>
+        <w:t xml:space="preserve">Восьмым результатом является разработка алгоритма прогнозирования остаточного ресурса для интеграции в </w:t>
+      </w:r>
+      <w:r>
+        <w:rPr>
+          <w:rFonts w:ascii="Times New Roman" w:hAnsi="Times New Roman" w:cs="Times New Roman"/>
+          <w:sz w:val="28"/>
+          <w:szCs w:val="28"/>
+          <w:lang w:val="en-US"/>
+        </w:rPr>
+        <w:t>BMS</w:t>
+      </w:r>
+      <w:r>
+        <w:rPr>
+          <w:rFonts w:ascii="Times New Roman" w:hAnsi="Times New Roman" w:cs="Times New Roman"/>
+          <w:sz w:val="28"/>
+          <w:szCs w:val="28"/>
+        </w:rPr>
+        <w:t>. В работе предложена</w:t>
+      </w:r>
+      <w:r>
+        <w:rPr>
+          <w:rFonts w:ascii="Times New Roman" w:hAnsi="Times New Roman" w:cs="Times New Roman"/>
+          <w:sz w:val="28"/>
+          <w:szCs w:val="28"/>
+        </w:rPr>
+        <w:t xml:space="preserve"> </w:t>
+      </w:r>
+      <w:r>
+        <w:rPr>
+          <w:rFonts w:ascii="Times New Roman" w:hAnsi="Times New Roman" w:cs="Times New Roman"/>
+          <w:sz w:val="28"/>
+          <w:szCs w:val="28"/>
+        </w:rPr>
+        <w:t>последовательность вычислительных этапов, включающая сбор эксплуатационных сигналов, выполнение короткого диагностического</w:t>
+      </w:r>
+      <w:r>
+        <w:rPr>
+          <w:rFonts w:ascii="Times New Roman" w:hAnsi="Times New Roman" w:cs="Times New Roman"/>
+          <w:sz w:val="28"/>
+          <w:szCs w:val="28"/>
+        </w:rPr>
+        <w:t xml:space="preserve"> </w:t>
+      </w:r>
+      <w:r>
+        <w:rPr>
+          <w:rFonts w:ascii="Times New Roman" w:hAnsi="Times New Roman" w:cs="Times New Roman"/>
+          <w:sz w:val="28"/>
+          <w:szCs w:val="28"/>
+        </w:rPr>
+        <w:t>импедансного теста, оценку параметров модели, расчёт интегрального критерия деградации, оценку текущей скорости старения и</w:t>
+      </w:r>
+      <w:r>
+        <w:rPr>
+          <w:rFonts w:ascii="Times New Roman" w:hAnsi="Times New Roman" w:cs="Times New Roman"/>
+          <w:sz w:val="28"/>
+          <w:szCs w:val="28"/>
+        </w:rPr>
+        <w:t xml:space="preserve"> </w:t>
+      </w:r>
+      <w:r>
+        <w:rPr>
+          <w:rFonts w:ascii="Times New Roman" w:hAnsi="Times New Roman" w:cs="Times New Roman"/>
+          <w:sz w:val="28"/>
+          <w:szCs w:val="28"/>
+        </w:rPr>
+        <w:t>онлайн-обновление прогноза</w:t>
+      </w:r>
+      <w:r>
+        <w:rPr>
+          <w:rFonts w:ascii="Times New Roman" w:hAnsi="Times New Roman" w:cs="Times New Roman"/>
+          <w:sz w:val="28"/>
+          <w:szCs w:val="28"/>
+        </w:rPr>
+        <w:t xml:space="preserve"> </w:t>
+      </w:r>
+      <w:r>
+        <w:rPr>
+          <w:rFonts w:ascii="Times New Roman" w:hAnsi="Times New Roman" w:cs="Times New Roman"/>
+          <w:i/>
+          <w:iCs/>
+          <w:sz w:val="28"/>
+          <w:szCs w:val="28"/>
+          <w:lang w:val="en-US"/>
+        </w:rPr>
+        <w:t>RUL</w:t>
+      </w:r>
+      <w:r>
+        <w:rPr>
+          <w:rFonts w:ascii="Times New Roman" w:hAnsi="Times New Roman" w:cs="Times New Roman"/>
+          <w:sz w:val="28"/>
+          <w:szCs w:val="28"/>
+        </w:rPr>
+        <w:t xml:space="preserve">. </w:t>
+      </w:r>
+      <w:r>
+        <w:rPr>
+          <w:rFonts w:ascii="Times New Roman" w:hAnsi="Times New Roman" w:cs="Times New Roman"/>
+          <w:sz w:val="28"/>
+          <w:szCs w:val="28"/>
+        </w:rPr>
+        <w:t>Тем самым предложена архитектура практической реализации полученных научных результатов.</w:t>
+      </w:r>
+    </w:p>
+    <w:p>
+      <w:pPr>
+        <w:spacing w:line="360" w:lineRule="auto"/>
+        <w:ind w:firstLine="709"/>
+        <w:jc w:val="both"/>
+        <w:rPr>
+          <w:rFonts w:ascii="Times New Roman" w:hAnsi="Times New Roman" w:cs="Times New Roman"/>
+          <w:sz w:val="28"/>
+          <w:szCs w:val="28"/>
+          <w:lang w:val="en-US"/>
+        </w:rPr>
+      </w:pPr>
+      <w:r>
+        <w:rPr>
+          <w:rFonts w:ascii="Times New Roman" w:hAnsi="Times New Roman" w:cs="Times New Roman"/>
+          <w:sz w:val="28"/>
+          <w:szCs w:val="28"/>
+        </w:rPr>
+        <w:t xml:space="preserve">Девятым результатом является экспериментальная верификация предложенного подхода. Для этого сформирована методика импедансных </w:t>
+      </w:r>
+      <w:r>
+        <w:rPr>
+          <w:rFonts w:ascii="Times New Roman" w:hAnsi="Times New Roman" w:cs="Times New Roman"/>
+          <w:sz w:val="28"/>
+          <w:szCs w:val="28"/>
+        </w:rPr>
+        <w:lastRenderedPageBreak/>
+        <w:t>измерений, расчётно-экспериментальный стенд диагностики, а также система режимных испытаний для нескольких типов батарейных систем: NMC, LFP, LTO и Na-ion. Выполнена параметрическая идентификация модели, показано согласование расчётных и экспериментальных спектров, подтверждена воспроизводимость основных диагностических зависимостей и получена удовлетворительная точность прогноза остаточного ресурса.</w:t>
+      </w:r>
+    </w:p>
+    <w:p>
+      <w:pPr>
+        <w:spacing w:line="360" w:lineRule="auto"/>
+        <w:ind w:firstLine="709"/>
+        <w:jc w:val="both"/>
+        <w:rPr>
+          <w:rFonts w:ascii="Times New Roman" w:hAnsi="Times New Roman" w:cs="Times New Roman"/>
+          <w:sz w:val="28"/>
+          <w:szCs w:val="28"/>
+          <w:lang w:val="en-US"/>
+        </w:rPr>
+      </w:pPr>
+      <w:r>
+        <w:rPr>
+          <w:rFonts w:ascii="Times New Roman" w:hAnsi="Times New Roman" w:cs="Times New Roman"/>
+          <w:sz w:val="28"/>
+          <w:szCs w:val="28"/>
+        </w:rPr>
+        <w:t>Десятым результатом является оценка инженерной и экономической эффективности предлагаемого подхода. Показано, что внедрение импедансно-прогностической диагностики позволяет снизить среднюю ошибку оценки ресурса, сократить долю внеплановых замен</w:t>
+      </w:r>
+      <w:r>
+        <w:rPr>
+          <w:rFonts w:ascii="Times New Roman" w:hAnsi="Times New Roman" w:cs="Times New Roman"/>
+          <w:sz w:val="28"/>
+          <w:szCs w:val="28"/>
+        </w:rPr>
+        <w:t xml:space="preserve"> </w:t>
+      </w:r>
+      <w:r>
+        <w:rPr>
+          <w:rFonts w:ascii="Times New Roman" w:hAnsi="Times New Roman" w:cs="Times New Roman"/>
+          <w:sz w:val="28"/>
+          <w:szCs w:val="28"/>
+        </w:rPr>
+        <w:t>батарей, повысить степень планируемости технического обслуживания и обеспечить положительный экономический эффект за счёт уменьшения аварийных и преждевременных замен дорогостоящих тяговых аккумуляторных систем.</w:t>
+      </w:r>
+    </w:p>
+    <w:p>
+      <w:pPr>
+        <w:spacing w:line="360" w:lineRule="auto"/>
+        <w:ind w:firstLine="709"/>
+        <w:jc w:val="both"/>
+        <w:rPr>
+          <w:rFonts w:ascii="Times New Roman" w:hAnsi="Times New Roman" w:cs="Times New Roman"/>
+          <w:sz w:val="28"/>
+          <w:szCs w:val="28"/>
+          <w:lang w:val="en-US"/>
+        </w:rPr>
+      </w:pPr>
+    </w:p>
+    <w:p>
+      <w:pPr>
+        <w:spacing w:line="360" w:lineRule="auto"/>
+        <w:ind w:firstLine="709"/>
+        <w:jc w:val="both"/>
         <w:rPr>
           <w:rFonts w:ascii="Times New Roman" w:hAnsi="Times New Roman" w:cs="Times New Roman"/>
           <w:b/>
           <w:bCs/>
           <w:sz w:val="28"/>
           <w:szCs w:val="28"/>
+          <w:lang w:val="en-US"/>
+        </w:rPr>
+      </w:pPr>
+      <w:r>
+        <w:rPr>
+          <w:rFonts w:ascii="Times New Roman" w:hAnsi="Times New Roman" w:cs="Times New Roman"/>
+          <w:b/>
+          <w:bCs/>
+          <w:sz w:val="28"/>
+          <w:szCs w:val="28"/>
+        </w:rPr>
+        <w:t>2 Основные выводы по работе</w:t>
+      </w:r>
+    </w:p>
+    <w:p>
+      <w:pPr>
+        <w:spacing w:line="360" w:lineRule="auto"/>
+        <w:ind w:firstLine="709"/>
+        <w:jc w:val="both"/>
+        <w:rPr>
+          <w:rFonts w:ascii="Times New Roman" w:hAnsi="Times New Roman" w:cs="Times New Roman"/>
+          <w:sz w:val="28"/>
+          <w:szCs w:val="28"/>
+          <w:lang w:val="en-US"/>
+        </w:rPr>
+      </w:pPr>
+    </w:p>
+    <w:p>
+      <w:pPr>
+        <w:spacing w:line="360" w:lineRule="auto"/>
+        <w:ind w:firstLine="709"/>
+        <w:jc w:val="both"/>
+        <w:rPr>
+          <w:rFonts w:ascii="Times New Roman" w:hAnsi="Times New Roman" w:cs="Times New Roman"/>
+          <w:sz w:val="28"/>
+          <w:szCs w:val="28"/>
+          <w:lang w:val="en-US"/>
+        </w:rPr>
+      </w:pPr>
+      <w:r>
+        <w:rPr>
+          <w:rFonts w:ascii="Times New Roman" w:hAnsi="Times New Roman" w:cs="Times New Roman"/>
+          <w:sz w:val="28"/>
+          <w:szCs w:val="28"/>
+        </w:rPr>
+        <w:t>Проведённое исследование показало, что традиционные методы оценки состояния тяговых аккумуляторных батарей, основанные преимущественно на анализе напряжения, тока и емкостных характеристик, обладают ограниченной информативностью применительно к задачам ранней диагностики и прогноза остаточного ресурса. Эти методы фиксируют главным образом интегральные внешние проявления деградации, но не обеспечивают достаточного доступа к внутренним электрохимическим и транспортным процессам, определяющим долговечность батареи.</w:t>
+      </w:r>
+    </w:p>
+    <w:p>
+      <w:pPr>
+        <w:spacing w:line="360" w:lineRule="auto"/>
+        <w:ind w:firstLine="709"/>
+        <w:jc w:val="both"/>
+        <w:rPr>
+          <w:rFonts w:ascii="Times New Roman" w:hAnsi="Times New Roman" w:cs="Times New Roman"/>
+          <w:sz w:val="28"/>
+          <w:szCs w:val="28"/>
+          <w:lang w:val="en-US"/>
+        </w:rPr>
+      </w:pPr>
+      <w:r>
+        <w:rPr>
+          <w:rFonts w:ascii="Times New Roman" w:hAnsi="Times New Roman" w:cs="Times New Roman"/>
+          <w:sz w:val="28"/>
+          <w:szCs w:val="28"/>
+        </w:rPr>
+        <w:t xml:space="preserve">Установлено, что электрохимическая импедансная спектроскопия является одним из наиболее информативных инструментов диагностики технического состояния тяговых аккумуляторных батарей, поскольку параметры импеданса имеют прямую связь с физико химическими механизмами старения. Наиболее </w:t>
+      </w:r>
+      <w:r>
+        <w:rPr>
+          <w:rFonts w:ascii="Times New Roman" w:hAnsi="Times New Roman" w:cs="Times New Roman"/>
+          <w:sz w:val="28"/>
+          <w:szCs w:val="28"/>
+        </w:rPr>
+        <w:lastRenderedPageBreak/>
+        <w:t>чувствительным параметром в исследованных системах является сопротивление переноса заряда, рост которого отражает деградацию межфазной области, изменение активной поверхности электродов и усложнение электрохимической кинетики.</w:t>
+      </w:r>
+    </w:p>
+    <w:p>
+      <w:pPr>
+        <w:spacing w:line="360" w:lineRule="auto"/>
+        <w:ind w:firstLine="709"/>
+        <w:jc w:val="both"/>
+        <w:rPr>
+          <w:rFonts w:ascii="Times New Roman" w:hAnsi="Times New Roman" w:cs="Times New Roman"/>
+          <w:sz w:val="28"/>
+          <w:szCs w:val="28"/>
+          <w:lang w:val="en-US"/>
+        </w:rPr>
+      </w:pPr>
+      <w:r>
+        <w:rPr>
+          <w:rFonts w:ascii="Times New Roman" w:hAnsi="Times New Roman" w:cs="Times New Roman"/>
+          <w:sz w:val="28"/>
+          <w:szCs w:val="28"/>
+        </w:rPr>
+        <w:t>Показано, что использование классической EIS в неизменённом лабораторном виде недостаточно для задач электротранспорта, поскольку реальные тяговые батареи работают в условиях выраженной нестационарности: при переменных температурах, токовых пиках, частых переходных процессах, рекуперационных режимах и неполных циклах заряда-разряда. Следовательно, для инженерно корректного прогноза ресурса требуется не просто измерение спектра, а модель, связывающая динамику спектра с реальным эксплуатационным сценарием.</w:t>
+      </w:r>
+    </w:p>
+    <w:p>
+      <w:pPr>
+        <w:spacing w:line="360" w:lineRule="auto"/>
+        <w:ind w:firstLine="709"/>
+        <w:jc w:val="both"/>
+        <w:rPr>
+          <w:rFonts w:ascii="Times New Roman" w:hAnsi="Times New Roman" w:cs="Times New Roman"/>
+          <w:sz w:val="28"/>
+          <w:szCs w:val="28"/>
+          <w:lang w:val="en-US"/>
+        </w:rPr>
+      </w:pPr>
+      <w:r>
+        <w:rPr>
+          <w:rFonts w:ascii="Times New Roman" w:hAnsi="Times New Roman" w:cs="Times New Roman"/>
+          <w:sz w:val="28"/>
+          <w:szCs w:val="28"/>
+        </w:rPr>
+        <w:t>Выявлено, что наиболее адекватной формой описания состояния батареи является интегральный диагностический критерий, формируемый на основе набора импедансных признаков. Такой критерий позволяет перейти от фрагментарного анализа отдельных участков спектра к целостной оценке степени деградации, пригодной как для межхимического сравнения, так и для прогностических расчётов.</w:t>
+      </w:r>
+    </w:p>
+    <w:p>
+      <w:pPr>
+        <w:spacing w:line="360" w:lineRule="auto"/>
+        <w:ind w:firstLine="709"/>
+        <w:jc w:val="both"/>
+        <w:rPr>
+          <w:rFonts w:ascii="Times New Roman" w:hAnsi="Times New Roman" w:cs="Times New Roman"/>
+          <w:sz w:val="28"/>
+          <w:szCs w:val="28"/>
+          <w:lang w:val="en-US"/>
+        </w:rPr>
+      </w:pPr>
+      <w:r>
+        <w:rPr>
+          <w:rFonts w:ascii="Times New Roman" w:hAnsi="Times New Roman" w:cs="Times New Roman"/>
+          <w:sz w:val="28"/>
+          <w:szCs w:val="28"/>
+        </w:rPr>
+        <w:t>Установлено, что остаточный ресурс батареи должен прогнозироваться не как функция одного параметра или одной временной переменной, а как результат совместного действия текущего диагностического состояния и режима дальнейшей эксплуатации. Именно поэтому ресурс в электротранспортной системе носит сценарный характер: при одинаковом текущем состоянии батареи разные транспортные миссии приводят к различным траекториям старения и различному сроку дальнейшей службы.</w:t>
+      </w:r>
+    </w:p>
+    <w:p>
+      <w:pPr>
+        <w:spacing w:line="360" w:lineRule="auto"/>
+        <w:ind w:firstLine="709"/>
+        <w:jc w:val="both"/>
+        <w:rPr>
+          <w:rFonts w:ascii="Times New Roman" w:hAnsi="Times New Roman" w:cs="Times New Roman"/>
+          <w:sz w:val="28"/>
+          <w:szCs w:val="28"/>
+          <w:lang w:val="en-US"/>
+        </w:rPr>
+      </w:pPr>
+      <w:r>
+        <w:rPr>
+          <w:rFonts w:ascii="Times New Roman" w:hAnsi="Times New Roman" w:cs="Times New Roman"/>
+          <w:sz w:val="28"/>
+          <w:szCs w:val="28"/>
+        </w:rPr>
+        <w:t xml:space="preserve">Подтверждено, что включение температурного фактора, токовых пиков, рекуперации, глубины цикла и интенсивности использования в структуру модели значительно повышает её достоверность и эксплуатационную применимость. Это особенно важно для городского, пригородного и специального </w:t>
+      </w:r>
+      <w:r>
+        <w:rPr>
+          <w:rFonts w:ascii="Times New Roman" w:hAnsi="Times New Roman" w:cs="Times New Roman"/>
+          <w:sz w:val="28"/>
+          <w:szCs w:val="28"/>
+        </w:rPr>
+        <w:lastRenderedPageBreak/>
+        <w:t>электротранспорта, где режимы движения существенно различаются и, следовательно, различается темп исчерпания ресурса батарейных систем.</w:t>
+      </w:r>
+    </w:p>
+    <w:p>
+      <w:pPr>
+        <w:spacing w:line="360" w:lineRule="auto"/>
+        <w:ind w:firstLine="709"/>
+        <w:jc w:val="both"/>
+        <w:rPr>
+          <w:rFonts w:ascii="Times New Roman" w:hAnsi="Times New Roman" w:cs="Times New Roman"/>
+          <w:sz w:val="28"/>
+          <w:szCs w:val="28"/>
+          <w:lang w:val="en-US"/>
+        </w:rPr>
+      </w:pPr>
+      <w:r>
+        <w:rPr>
+          <w:rFonts w:ascii="Times New Roman" w:hAnsi="Times New Roman" w:cs="Times New Roman"/>
+          <w:sz w:val="28"/>
+          <w:szCs w:val="28"/>
+        </w:rPr>
+        <w:t>Экспериментальная верификация показала, что предложенный подход обеспечивает удовлетворительное совпадение расчётных и расчётно-экспериментальных импедансных характеристик для различных химических систем. Это свидетельствует о достаточной универсальности разработанной модели и подтверждает возможность переноса общей диагностико-прогностической методологии между разными классами аккумуляторов при корректной калибровке параметров.</w:t>
+      </w:r>
+    </w:p>
+    <w:p>
+      <w:pPr>
+        <w:spacing w:line="360" w:lineRule="auto"/>
+        <w:ind w:firstLine="709"/>
+        <w:jc w:val="both"/>
+        <w:rPr>
+          <w:rFonts w:ascii="Times New Roman" w:hAnsi="Times New Roman" w:cs="Times New Roman"/>
+          <w:sz w:val="28"/>
+          <w:szCs w:val="28"/>
+          <w:lang w:val="en-US"/>
+        </w:rPr>
+      </w:pPr>
+      <w:r>
+        <w:rPr>
+          <w:rFonts w:ascii="Times New Roman" w:hAnsi="Times New Roman" w:cs="Times New Roman"/>
+          <w:sz w:val="28"/>
+          <w:szCs w:val="28"/>
+        </w:rPr>
+        <w:t>Сравнение с традиционными подходами подтвердило, что разработанная импедансно-прогностическая схема обеспечивает более высокую точность оценки остаточного ресурса и лучше соответствует реальным условиям эксплуатации электротранспорта. При этом важным преимуществом является не только повышение точности, но и сохранение физической интерпретируемости результатов, что принципиально важно для инженерного использования, обоснования режимных ограничений и принятия решений по техническому обслуживанию</w:t>
+      </w:r>
+      <w:r>
+        <w:rPr>
+          <w:rFonts w:ascii="Times New Roman" w:hAnsi="Times New Roman" w:cs="Times New Roman"/>
+          <w:sz w:val="28"/>
+          <w:szCs w:val="28"/>
         </w:rPr>
         <w:t>.</w:t>
       </w:r>
@@ -74,6 +1015,1269 @@
           <w:lang w:val="en-US"/>
         </w:rPr>
       </w:pPr>
+      <w:r>
+        <w:rPr>
+          <w:rFonts w:ascii="Times New Roman" w:hAnsi="Times New Roman" w:cs="Times New Roman"/>
+          <w:sz w:val="28"/>
+          <w:szCs w:val="28"/>
+        </w:rPr>
+        <w:t xml:space="preserve">Таким образом, по результатам исследования можно сделать общий вывод о том, что импедансная метрия в электротранспортной постановке, дополненная моделью нестационарной эксплуатации и прогностическим контуром, представляет собой научно обоснованный и </w:t>
+      </w:r>
+      <w:r>
+        <w:rPr>
+          <w:rFonts w:ascii="Times New Roman" w:hAnsi="Times New Roman" w:cs="Times New Roman"/>
+          <w:sz w:val="28"/>
+          <w:szCs w:val="28"/>
+          <w:highlight w:val="yellow"/>
+        </w:rPr>
+        <w:t>practically relevant</w:t>
+      </w:r>
+      <w:r>
+        <w:rPr>
+          <w:rFonts w:ascii="Times New Roman" w:hAnsi="Times New Roman" w:cs="Times New Roman"/>
+          <w:sz w:val="28"/>
+          <w:szCs w:val="28"/>
+        </w:rPr>
+        <w:t xml:space="preserve"> инструмент повышения надёжности, ресурсоэффективности и управляемости тяговых аккумуляторных систем.</w:t>
+      </w:r>
+    </w:p>
+    <w:p>
+      <w:pPr>
+        <w:spacing w:line="360" w:lineRule="auto"/>
+        <w:ind w:firstLine="709"/>
+        <w:jc w:val="both"/>
+        <w:rPr>
+          <w:rFonts w:ascii="Times New Roman" w:hAnsi="Times New Roman" w:cs="Times New Roman"/>
+          <w:sz w:val="28"/>
+          <w:szCs w:val="28"/>
+          <w:lang w:val="en-US"/>
+        </w:rPr>
+      </w:pPr>
+    </w:p>
+    <w:p>
+      <w:pPr>
+        <w:spacing w:line="360" w:lineRule="auto"/>
+        <w:ind w:firstLine="709"/>
+        <w:jc w:val="both"/>
+        <w:rPr>
+          <w:rFonts w:ascii="Times New Roman" w:hAnsi="Times New Roman" w:cs="Times New Roman"/>
+          <w:b/>
+          <w:bCs/>
+          <w:sz w:val="28"/>
+          <w:szCs w:val="28"/>
+        </w:rPr>
+      </w:pPr>
+      <w:r>
+        <w:rPr>
+          <w:rFonts w:ascii="Times New Roman" w:hAnsi="Times New Roman" w:cs="Times New Roman"/>
+          <w:b/>
+          <w:bCs/>
+          <w:sz w:val="28"/>
+          <w:szCs w:val="28"/>
+        </w:rPr>
+        <w:t>3 Соответствие результатов поставленной цели и задачам</w:t>
+      </w:r>
+    </w:p>
+    <w:p>
+      <w:pPr>
+        <w:spacing w:line="360" w:lineRule="auto"/>
+        <w:ind w:firstLine="709"/>
+        <w:jc w:val="both"/>
+        <w:rPr>
+          <w:rFonts w:ascii="Times New Roman" w:hAnsi="Times New Roman" w:cs="Times New Roman"/>
+          <w:sz w:val="28"/>
+          <w:szCs w:val="28"/>
+          <w:lang w:val="en-US"/>
+        </w:rPr>
+      </w:pPr>
+    </w:p>
+    <w:p>
+      <w:pPr>
+        <w:spacing w:line="360" w:lineRule="auto"/>
+        <w:ind w:firstLine="709"/>
+        <w:jc w:val="both"/>
+        <w:rPr>
+          <w:rFonts w:ascii="Times New Roman" w:hAnsi="Times New Roman" w:cs="Times New Roman"/>
+          <w:sz w:val="28"/>
+          <w:szCs w:val="28"/>
+        </w:rPr>
+      </w:pPr>
+      <w:r>
+        <w:rPr>
+          <w:rFonts w:ascii="Times New Roman" w:hAnsi="Times New Roman" w:cs="Times New Roman"/>
+          <w:sz w:val="28"/>
+          <w:szCs w:val="28"/>
+        </w:rPr>
+        <w:t xml:space="preserve">Поставленная в диссертации цель заключалась в разработке методов и математических моделей диагностики и прогнозирования остаточного ресурса </w:t>
+      </w:r>
+      <w:r>
+        <w:rPr>
+          <w:rFonts w:ascii="Times New Roman" w:hAnsi="Times New Roman" w:cs="Times New Roman"/>
+          <w:sz w:val="28"/>
+          <w:szCs w:val="28"/>
+        </w:rPr>
+        <w:lastRenderedPageBreak/>
+        <w:t>тяговых аккумуляторных батарей электротранспорта на основе анализа комплексного импеданса в нестационарных режимах эксплуатации. По итогам выполненного исследования можно утверждать, что данная цель достигнута</w:t>
+      </w:r>
+      <w:r>
+        <w:rPr>
+          <w:rFonts w:ascii="Times New Roman" w:hAnsi="Times New Roman" w:cs="Times New Roman"/>
+          <w:sz w:val="28"/>
+          <w:szCs w:val="28"/>
+        </w:rPr>
+        <w:t>.</w:t>
+      </w:r>
+    </w:p>
+    <w:p>
+      <w:pPr>
+        <w:spacing w:line="360" w:lineRule="auto"/>
+        <w:ind w:firstLine="709"/>
+        <w:jc w:val="both"/>
+        <w:rPr>
+          <w:rFonts w:ascii="Times New Roman" w:hAnsi="Times New Roman" w:cs="Times New Roman"/>
+          <w:sz w:val="28"/>
+          <w:szCs w:val="28"/>
+          <w:lang w:val="en-US"/>
+        </w:rPr>
+      </w:pPr>
+      <w:r>
+        <w:rPr>
+          <w:rFonts w:ascii="Times New Roman" w:hAnsi="Times New Roman" w:cs="Times New Roman"/>
+          <w:sz w:val="28"/>
+          <w:szCs w:val="28"/>
+        </w:rPr>
+        <w:t>Первая задача состояла в анализе современного состояния методов диагностики и прогнозирования ресурса тяговых аккумуляторных батарей. Она выполнена в первой главе, где систематизированы существующие подходы, выявлены их ограничения и обоснована необходимость перехода к импедансно-ориентированной прогностической постановке.</w:t>
+      </w:r>
+    </w:p>
+    <w:p>
+      <w:pPr>
+        <w:spacing w:line="360" w:lineRule="auto"/>
+        <w:ind w:firstLine="709"/>
+        <w:jc w:val="both"/>
+        <w:rPr>
+          <w:rFonts w:ascii="Times New Roman" w:hAnsi="Times New Roman" w:cs="Times New Roman"/>
+          <w:sz w:val="28"/>
+          <w:szCs w:val="28"/>
+          <w:lang w:val="en-US"/>
+        </w:rPr>
+      </w:pPr>
+      <w:r>
+        <w:rPr>
+          <w:rFonts w:ascii="Times New Roman" w:hAnsi="Times New Roman" w:cs="Times New Roman"/>
+          <w:sz w:val="28"/>
+          <w:szCs w:val="28"/>
+        </w:rPr>
+        <w:t>Вторая задача заключалась в исследовании физико-химических механизмов деградации и установлении их связи с параметрами комплексного импеданса. Данная задача решена путём рассмотрения основных механизмов старения различных аккумуляторных систем и дальнейшей интерпретации их проявлений через параметры</w:t>
+      </w:r>
+      <w:r>
+        <w:rPr>
+          <w:rFonts w:ascii="Times New Roman" w:hAnsi="Times New Roman" w:cs="Times New Roman"/>
+          <w:sz w:val="28"/>
+          <w:szCs w:val="28"/>
+        </w:rPr>
+        <w:t xml:space="preserve"> </w:t>
+      </w:r>
+      <w:r>
+        <w:rPr>
+          <w:rFonts w:ascii="Times New Roman" w:hAnsi="Times New Roman" w:cs="Times New Roman"/>
+          <w:i/>
+          <w:iCs/>
+          <w:sz w:val="28"/>
+          <w:szCs w:val="28"/>
+          <w:lang w:val="en-US"/>
+        </w:rPr>
+        <w:t>R</w:t>
+      </w:r>
+      <w:r>
+        <w:rPr>
+          <w:rFonts w:ascii="Times New Roman" w:hAnsi="Times New Roman" w:cs="Times New Roman"/>
+          <w:sz w:val="28"/>
+          <w:szCs w:val="28"/>
+          <w:vertAlign w:val="subscript"/>
+          <w:lang w:val="en-US"/>
+        </w:rPr>
+        <w:t>Ω</w:t>
+      </w:r>
+      <w:r>
+        <w:rPr>
+          <w:rFonts w:ascii="Times New Roman" w:hAnsi="Times New Roman" w:cs="Times New Roman"/>
+          <w:sz w:val="28"/>
+          <w:szCs w:val="28"/>
+        </w:rPr>
+        <w:t xml:space="preserve">, </w:t>
+      </w:r>
+      <w:r>
+        <w:rPr>
+          <w:rFonts w:ascii="Times New Roman" w:hAnsi="Times New Roman" w:cs="Times New Roman"/>
+          <w:i/>
+          <w:iCs/>
+          <w:sz w:val="28"/>
+          <w:szCs w:val="28"/>
+          <w:lang w:val="en-US"/>
+        </w:rPr>
+        <w:t>R</w:t>
+      </w:r>
+      <w:r>
+        <w:rPr>
+          <w:rFonts w:ascii="Times New Roman" w:hAnsi="Times New Roman" w:cs="Times New Roman"/>
+          <w:i/>
+          <w:iCs/>
+          <w:sz w:val="28"/>
+          <w:szCs w:val="28"/>
+          <w:vertAlign w:val="subscript"/>
+          <w:lang w:val="en-US"/>
+        </w:rPr>
+        <w:t>ct</w:t>
+      </w:r>
+      <w:r>
+        <w:rPr>
+          <w:rFonts w:ascii="Times New Roman" w:hAnsi="Times New Roman" w:cs="Times New Roman"/>
+          <w:sz w:val="28"/>
+          <w:szCs w:val="28"/>
+        </w:rPr>
+        <w:t xml:space="preserve">, </w:t>
+      </w:r>
+      <w:r>
+        <w:rPr>
+          <w:rFonts w:ascii="Times New Roman" w:hAnsi="Times New Roman" w:cs="Times New Roman"/>
+          <w:i/>
+          <w:iCs/>
+          <w:sz w:val="28"/>
+          <w:szCs w:val="28"/>
+        </w:rPr>
+        <w:t>σ</w:t>
+      </w:r>
+      <w:r>
+        <w:rPr>
+          <w:rFonts w:ascii="Times New Roman" w:hAnsi="Times New Roman" w:cs="Times New Roman"/>
+          <w:sz w:val="28"/>
+          <w:szCs w:val="28"/>
+        </w:rPr>
+        <w:t xml:space="preserve">, </w:t>
+      </w:r>
+      <w:r>
+        <w:rPr>
+          <w:rFonts w:ascii="Times New Roman" w:hAnsi="Times New Roman" w:cs="Times New Roman"/>
+          <w:i/>
+          <w:iCs/>
+          <w:sz w:val="28"/>
+          <w:szCs w:val="28"/>
+        </w:rPr>
+        <w:t>τ</w:t>
+      </w:r>
+      <w:r>
+        <w:rPr>
+          <w:rFonts w:ascii="Times New Roman" w:hAnsi="Times New Roman" w:cs="Times New Roman"/>
+          <w:i/>
+          <w:iCs/>
+          <w:sz w:val="28"/>
+          <w:szCs w:val="28"/>
+          <w:vertAlign w:val="subscript"/>
+          <w:lang w:val="en-US"/>
+        </w:rPr>
+        <w:t>ct</w:t>
+      </w:r>
+      <w:r>
+        <w:rPr>
+          <w:rFonts w:ascii="Times New Roman" w:hAnsi="Times New Roman" w:cs="Times New Roman"/>
+          <w:sz w:val="28"/>
+          <w:szCs w:val="28"/>
+        </w:rPr>
+        <w:t xml:space="preserve"> </w:t>
+      </w:r>
+      <w:r>
+        <w:rPr>
+          <w:rFonts w:ascii="Times New Roman" w:hAnsi="Times New Roman" w:cs="Times New Roman"/>
+          <w:sz w:val="28"/>
+          <w:szCs w:val="28"/>
+        </w:rPr>
+        <w:t>и связанные спектральные признаки.</w:t>
+      </w:r>
+    </w:p>
+    <w:p>
+      <w:pPr>
+        <w:spacing w:line="360" w:lineRule="auto"/>
+        <w:ind w:firstLine="709"/>
+        <w:jc w:val="both"/>
+        <w:rPr>
+          <w:rFonts w:ascii="Times New Roman" w:hAnsi="Times New Roman" w:cs="Times New Roman"/>
+          <w:sz w:val="28"/>
+          <w:szCs w:val="28"/>
+          <w:lang w:val="en-US"/>
+        </w:rPr>
+      </w:pPr>
+      <w:r>
+        <w:rPr>
+          <w:rFonts w:ascii="Times New Roman" w:hAnsi="Times New Roman" w:cs="Times New Roman"/>
+          <w:sz w:val="28"/>
+          <w:szCs w:val="28"/>
+        </w:rPr>
+        <w:t>Третья задача состояла в разработке теоретической и математической модели комплексного импеданса батареи в виде функции частоты, температуры, состояния заряда и деградации. Эта задача решена во второй главе, где построена модель</w:t>
+      </w:r>
+    </w:p>
+    <w:p>
+      <w:pPr>
+        <w:spacing w:line="360" w:lineRule="auto"/>
+        <w:ind w:firstLine="709"/>
+        <w:jc w:val="both"/>
+        <w:rPr>
+          <w:rFonts w:ascii="Times New Roman" w:hAnsi="Times New Roman" w:cs="Times New Roman"/>
+          <w:sz w:val="28"/>
+          <w:szCs w:val="28"/>
+          <w:lang w:val="en-US"/>
+        </w:rPr>
+      </w:pPr>
+    </w:p>
+    <w:p>
+      <w:pPr>
+        <w:spacing w:line="360" w:lineRule="auto"/>
+        <w:ind w:firstLine="709"/>
+        <w:jc w:val="both"/>
+        <w:rPr>
+          <w:rFonts w:ascii="Times New Roman" w:hAnsi="Times New Roman" w:cs="Times New Roman"/>
+          <w:sz w:val="28"/>
+          <w:szCs w:val="28"/>
+          <w:lang w:val="en-US"/>
+        </w:rPr>
+      </w:pPr>
+      <w:r>
+        <w:rPr>
+          <w:rFonts w:ascii="Times New Roman" w:hAnsi="Times New Roman" w:cs="Times New Roman"/>
+          <w:position w:val="-14"/>
+          <w:sz w:val="28"/>
+          <w:szCs w:val="28"/>
+          <w:lang w:val="en-US"/>
+        </w:rPr>
+        <w:object w:dxaOrig="2100" w:dyaOrig="400" w14:anchorId="6F2BECBD">
+          <v:shape id="_x0000_i1030" type="#_x0000_t75" style="width:105.2pt;height:20.05pt" o:ole="">
+            <v:imagedata r:id="rId8" o:title=""/>
+          </v:shape>
+          <o:OLEObject Type="Embed" ProgID="Equation.DSMT4" ShapeID="_x0000_i1030" DrawAspect="Content" ObjectID="_1838530002" r:id="rId9"/>
+        </w:object>
+      </w:r>
+      <w:r>
+        <w:rPr>
+          <w:rFonts w:ascii="Times New Roman" w:hAnsi="Times New Roman" w:cs="Times New Roman"/>
+          <w:sz w:val="28"/>
+          <w:szCs w:val="28"/>
+          <w:lang w:val="en-US"/>
+        </w:rPr>
+        <w:t>,</w:t>
+      </w:r>
+    </w:p>
+    <w:p>
+      <w:pPr>
+        <w:spacing w:line="360" w:lineRule="auto"/>
+        <w:ind w:firstLine="709"/>
+        <w:jc w:val="both"/>
+        <w:rPr>
+          <w:rFonts w:ascii="Times New Roman" w:hAnsi="Times New Roman" w:cs="Times New Roman"/>
+          <w:sz w:val="28"/>
+          <w:szCs w:val="28"/>
+          <w:lang w:val="en-US"/>
+        </w:rPr>
+      </w:pPr>
+    </w:p>
+    <w:p>
+      <w:pPr>
+        <w:spacing w:line="360" w:lineRule="auto"/>
+        <w:ind w:firstLine="709"/>
+        <w:jc w:val="both"/>
+        <w:rPr>
+          <w:rFonts w:ascii="Times New Roman" w:hAnsi="Times New Roman" w:cs="Times New Roman"/>
+          <w:sz w:val="28"/>
+          <w:szCs w:val="28"/>
+          <w:lang w:val="en-US"/>
+        </w:rPr>
+      </w:pPr>
+      <w:r>
+        <w:rPr>
+          <w:rFonts w:ascii="Times New Roman" w:hAnsi="Times New Roman" w:cs="Times New Roman"/>
+          <w:sz w:val="28"/>
+          <w:szCs w:val="28"/>
+        </w:rPr>
+        <w:t>сформулированы её основные составляющие и показано, каким образом она должна модифицироваться для условий нестационарной транспортной эксплуатации.</w:t>
+      </w:r>
+    </w:p>
+    <w:p>
+      <w:pPr>
+        <w:spacing w:line="360" w:lineRule="auto"/>
+        <w:ind w:firstLine="709"/>
+        <w:jc w:val="both"/>
+        <w:rPr>
+          <w:rFonts w:ascii="Times New Roman" w:hAnsi="Times New Roman" w:cs="Times New Roman"/>
+          <w:sz w:val="28"/>
+          <w:szCs w:val="28"/>
+          <w:lang w:val="en-US"/>
+        </w:rPr>
+      </w:pPr>
+      <w:r>
+        <w:rPr>
+          <w:rFonts w:ascii="Times New Roman" w:hAnsi="Times New Roman" w:cs="Times New Roman"/>
+          <w:sz w:val="28"/>
+          <w:szCs w:val="28"/>
+        </w:rPr>
+        <w:t xml:space="preserve">Четвёртая задача заключалась в формировании диагностических критериев технического состояния аккумуляторной батареи по параметрам импеданса. Она решена в третьей главе, где предложены интегральный </w:t>
+      </w:r>
+      <w:r>
+        <w:rPr>
+          <w:rFonts w:ascii="Times New Roman" w:hAnsi="Times New Roman" w:cs="Times New Roman"/>
+          <w:sz w:val="28"/>
+          <w:szCs w:val="28"/>
+        </w:rPr>
+        <w:lastRenderedPageBreak/>
+        <w:t>диагностический критерий, критерий предельного состояния и метод экспресс-оценки</w:t>
+      </w:r>
+      <w:r>
+        <w:rPr>
+          <w:rFonts w:ascii="Times New Roman" w:hAnsi="Times New Roman" w:cs="Times New Roman"/>
+          <w:sz w:val="28"/>
+          <w:szCs w:val="28"/>
+        </w:rPr>
+        <w:t xml:space="preserve"> </w:t>
+      </w:r>
+      <w:r>
+        <w:rPr>
+          <w:rFonts w:ascii="Times New Roman" w:hAnsi="Times New Roman" w:cs="Times New Roman"/>
+          <w:i/>
+          <w:iCs/>
+          <w:sz w:val="28"/>
+          <w:szCs w:val="28"/>
+          <w:lang w:val="en-US"/>
+        </w:rPr>
+        <w:t>SOH</w:t>
+      </w:r>
+      <w:r>
+        <w:rPr>
+          <w:rFonts w:ascii="Times New Roman" w:hAnsi="Times New Roman" w:cs="Times New Roman"/>
+          <w:sz w:val="28"/>
+          <w:szCs w:val="28"/>
+        </w:rPr>
+        <w:t xml:space="preserve"> </w:t>
+      </w:r>
+      <w:r>
+        <w:rPr>
+          <w:rFonts w:ascii="Times New Roman" w:hAnsi="Times New Roman" w:cs="Times New Roman"/>
+          <w:sz w:val="28"/>
+          <w:szCs w:val="28"/>
+        </w:rPr>
+        <w:t>по ограниченному набору частот.</w:t>
+      </w:r>
+    </w:p>
+    <w:p>
+      <w:pPr>
+        <w:spacing w:line="360" w:lineRule="auto"/>
+        <w:ind w:firstLine="709"/>
+        <w:jc w:val="both"/>
+        <w:rPr>
+          <w:rFonts w:ascii="Times New Roman" w:hAnsi="Times New Roman" w:cs="Times New Roman"/>
+          <w:sz w:val="28"/>
+          <w:szCs w:val="28"/>
+          <w:lang w:val="en-US"/>
+        </w:rPr>
+      </w:pPr>
+      <w:r>
+        <w:rPr>
+          <w:rFonts w:ascii="Times New Roman" w:hAnsi="Times New Roman" w:cs="Times New Roman"/>
+          <w:sz w:val="28"/>
+          <w:szCs w:val="28"/>
+        </w:rPr>
+        <w:t>Пятая задача заключалась в построении модели прогнозирования остаточного ресурса батареи на основе динамики импедансных параметров. Она решена в четвёртой главе, где получены выражения для прогноза</w:t>
+      </w:r>
+      <w:r>
+        <w:rPr>
+          <w:rFonts w:ascii="Times New Roman" w:hAnsi="Times New Roman" w:cs="Times New Roman"/>
+          <w:sz w:val="28"/>
+          <w:szCs w:val="28"/>
+        </w:rPr>
+        <w:t xml:space="preserve"> </w:t>
+      </w:r>
+      <w:r>
+        <w:rPr>
+          <w:rFonts w:ascii="Times New Roman" w:hAnsi="Times New Roman" w:cs="Times New Roman"/>
+          <w:i/>
+          <w:iCs/>
+          <w:sz w:val="28"/>
+          <w:szCs w:val="28"/>
+          <w:lang w:val="en-US"/>
+        </w:rPr>
+        <w:t>RUL</w:t>
+      </w:r>
+      <w:r>
+        <w:rPr>
+          <w:rFonts w:ascii="Times New Roman" w:hAnsi="Times New Roman" w:cs="Times New Roman"/>
+          <w:sz w:val="28"/>
+          <w:szCs w:val="28"/>
+        </w:rPr>
+        <w:t xml:space="preserve"> </w:t>
+      </w:r>
+      <w:r>
+        <w:rPr>
+          <w:rFonts w:ascii="Times New Roman" w:hAnsi="Times New Roman" w:cs="Times New Roman"/>
+          <w:sz w:val="28"/>
+          <w:szCs w:val="28"/>
+        </w:rPr>
+        <w:t>в циклах и во времени, введены режимно</w:t>
+      </w:r>
+      <w:r>
+        <w:rPr>
+          <w:rFonts w:ascii="Times New Roman" w:hAnsi="Times New Roman" w:cs="Times New Roman"/>
+          <w:sz w:val="28"/>
+          <w:szCs w:val="28"/>
+        </w:rPr>
+        <w:t>-</w:t>
+      </w:r>
+      <w:r>
+        <w:rPr>
+          <w:rFonts w:ascii="Times New Roman" w:hAnsi="Times New Roman" w:cs="Times New Roman"/>
+          <w:sz w:val="28"/>
+          <w:szCs w:val="28"/>
+        </w:rPr>
+        <w:t>зависимые множители и сформирована модель для нестационарных условий эксплуатации.</w:t>
+      </w:r>
+    </w:p>
+    <w:p>
+      <w:pPr>
+        <w:spacing w:line="360" w:lineRule="auto"/>
+        <w:ind w:firstLine="709"/>
+        <w:jc w:val="both"/>
+        <w:rPr>
+          <w:rFonts w:ascii="Times New Roman" w:hAnsi="Times New Roman" w:cs="Times New Roman"/>
+          <w:sz w:val="28"/>
+          <w:szCs w:val="28"/>
+          <w:lang w:val="en-US"/>
+        </w:rPr>
+      </w:pPr>
+      <w:r>
+        <w:rPr>
+          <w:rFonts w:ascii="Times New Roman" w:hAnsi="Times New Roman" w:cs="Times New Roman"/>
+          <w:sz w:val="28"/>
+          <w:szCs w:val="28"/>
+        </w:rPr>
+        <w:t>Шестая задача состояла в разработке алгоритма прогноза, пригодного для интеграции в BMS. Эта задача решена в разделе, посвящённом алгоритмической реализации, где предложена структура вычислительного контура, связывающего измеряемые сигналы, диагностические импедансные признаки, критерий деградации и онлайн-оценку остаточного ресурса.</w:t>
+      </w:r>
+    </w:p>
+    <w:p>
+      <w:pPr>
+        <w:spacing w:line="360" w:lineRule="auto"/>
+        <w:ind w:firstLine="709"/>
+        <w:jc w:val="both"/>
+        <w:rPr>
+          <w:rFonts w:ascii="Times New Roman" w:hAnsi="Times New Roman" w:cs="Times New Roman"/>
+          <w:sz w:val="28"/>
+          <w:szCs w:val="28"/>
+          <w:lang w:val="en-US"/>
+        </w:rPr>
+      </w:pPr>
+      <w:r>
+        <w:rPr>
+          <w:rFonts w:ascii="Times New Roman" w:hAnsi="Times New Roman" w:cs="Times New Roman"/>
+          <w:sz w:val="28"/>
+          <w:szCs w:val="28"/>
+        </w:rPr>
+        <w:t>Седьмая задача заключалась в экспериментальной верификации разработанных моделей и критериев. Она выполнена в пятой главе посредством формирования методики измерений, создания экспериментального стенда, проведения параметрической идентификации и сопоставления расчётных и расчётно-экспериментальных результатов.</w:t>
+      </w:r>
+    </w:p>
+    <w:p>
+      <w:pPr>
+        <w:spacing w:line="360" w:lineRule="auto"/>
+        <w:ind w:firstLine="709"/>
+        <w:jc w:val="both"/>
+        <w:rPr>
+          <w:rFonts w:ascii="Times New Roman" w:hAnsi="Times New Roman" w:cs="Times New Roman"/>
+          <w:sz w:val="28"/>
+          <w:szCs w:val="28"/>
+          <w:lang w:val="en-US"/>
+        </w:rPr>
+      </w:pPr>
+      <w:r>
+        <w:rPr>
+          <w:rFonts w:ascii="Times New Roman" w:hAnsi="Times New Roman" w:cs="Times New Roman"/>
+          <w:sz w:val="28"/>
+          <w:szCs w:val="28"/>
+        </w:rPr>
+        <w:t>Восьмая задача состояла в разработке рекомендаций по практическому применению полученных результатов. Она решена через формирование инженерной схемы внедрения в BMS, описание режима использования прогностического модуля и выполнение расчётов технической и экономической эффективности.</w:t>
+      </w:r>
+    </w:p>
+    <w:p>
+      <w:pPr>
+        <w:spacing w:line="360" w:lineRule="auto"/>
+        <w:ind w:firstLine="709"/>
+        <w:jc w:val="both"/>
+        <w:rPr>
+          <w:rFonts w:ascii="Times New Roman" w:hAnsi="Times New Roman" w:cs="Times New Roman"/>
+          <w:sz w:val="28"/>
+          <w:szCs w:val="28"/>
+          <w:lang w:val="en-US"/>
+        </w:rPr>
+      </w:pPr>
+      <w:r>
+        <w:rPr>
+          <w:rFonts w:ascii="Times New Roman" w:hAnsi="Times New Roman" w:cs="Times New Roman"/>
+          <w:sz w:val="28"/>
+          <w:szCs w:val="28"/>
+        </w:rPr>
+        <w:t>Следовательно, все задачи, сформулированные во введении, нашли решение в ходе диссертационного исследования, а результаты каждой главы последовательно работают на достижение общей цели работы.</w:t>
+      </w:r>
+    </w:p>
+    <w:p>
+      <w:pPr>
+        <w:spacing w:line="360" w:lineRule="auto"/>
+        <w:ind w:firstLine="709"/>
+        <w:jc w:val="both"/>
+        <w:rPr>
+          <w:rFonts w:ascii="Times New Roman" w:hAnsi="Times New Roman" w:cs="Times New Roman"/>
+          <w:sz w:val="28"/>
+          <w:szCs w:val="28"/>
+          <w:lang w:val="en-US"/>
+        </w:rPr>
+      </w:pPr>
+    </w:p>
+    <w:p>
+      <w:pPr>
+        <w:spacing w:line="360" w:lineRule="auto"/>
+        <w:ind w:firstLine="709"/>
+        <w:jc w:val="both"/>
+        <w:rPr>
+          <w:rFonts w:ascii="Times New Roman" w:hAnsi="Times New Roman" w:cs="Times New Roman"/>
+          <w:b/>
+          <w:bCs/>
+          <w:sz w:val="28"/>
+          <w:szCs w:val="28"/>
+        </w:rPr>
+      </w:pPr>
+      <w:r>
+        <w:rPr>
+          <w:rFonts w:ascii="Times New Roman" w:hAnsi="Times New Roman" w:cs="Times New Roman"/>
+          <w:b/>
+          <w:bCs/>
+          <w:sz w:val="28"/>
+          <w:szCs w:val="28"/>
+        </w:rPr>
+        <w:t>4 Рекомендации по практическому использованию результатов</w:t>
+      </w:r>
+    </w:p>
+    <w:p>
+      <w:pPr>
+        <w:spacing w:line="360" w:lineRule="auto"/>
+        <w:ind w:firstLine="709"/>
+        <w:jc w:val="both"/>
+        <w:rPr>
+          <w:rFonts w:ascii="Times New Roman" w:hAnsi="Times New Roman" w:cs="Times New Roman"/>
+          <w:sz w:val="28"/>
+          <w:szCs w:val="28"/>
+          <w:lang w:val="en-US"/>
+        </w:rPr>
+      </w:pPr>
+    </w:p>
+    <w:p>
+      <w:pPr>
+        <w:spacing w:line="360" w:lineRule="auto"/>
+        <w:ind w:firstLine="709"/>
+        <w:jc w:val="both"/>
+        <w:rPr>
+          <w:rFonts w:ascii="Times New Roman" w:hAnsi="Times New Roman" w:cs="Times New Roman"/>
+          <w:sz w:val="28"/>
+          <w:szCs w:val="28"/>
+          <w:lang w:val="en-US"/>
+        </w:rPr>
+      </w:pPr>
+      <w:r>
+        <w:rPr>
+          <w:rFonts w:ascii="Times New Roman" w:hAnsi="Times New Roman" w:cs="Times New Roman"/>
+          <w:sz w:val="28"/>
+          <w:szCs w:val="28"/>
+        </w:rPr>
+        <w:t>Полученные результаты целесообразно использовать, прежде всего, в системах управления тяговыми аккумуляторными батареями электротранспорта. Разработанная модель и алгоритм прогноза могут быть интегрированы в BMS как дополнительный модуль диагностики и оценки остаточного ресурса. В этом случае система получает возможность не только контролировать текущие параметры батареи, но и прогнозировать остаточный срок её эффективной эксплуатации с учётом реального режима использования транспортного средства.</w:t>
+      </w:r>
+    </w:p>
+    <w:p>
+      <w:pPr>
+        <w:spacing w:line="360" w:lineRule="auto"/>
+        <w:ind w:firstLine="709"/>
+        <w:jc w:val="both"/>
+        <w:rPr>
+          <w:rFonts w:ascii="Times New Roman" w:hAnsi="Times New Roman" w:cs="Times New Roman"/>
+          <w:sz w:val="28"/>
+          <w:szCs w:val="28"/>
+          <w:lang w:val="en-US"/>
+        </w:rPr>
+      </w:pPr>
+      <w:r>
+        <w:rPr>
+          <w:rFonts w:ascii="Times New Roman" w:hAnsi="Times New Roman" w:cs="Times New Roman"/>
+          <w:sz w:val="28"/>
+          <w:szCs w:val="28"/>
+        </w:rPr>
+        <w:t>Для предприятий городского электротранспорта, операторов электробусов, коммунального и специального электротранспорта разработанный подход рекомендуется использовать как основу для перехода от реактивной и календарно-нормативной схемы обслуживания батарей к состоянию-ориентированному и прогностическому обслуживанию. Это позволит снизить число внеплановых отказов, более рационально планировать замену батарейных модулей и уменьшить риск преждевременного списания батарей, ещё не исчерпавших эксплуатационный ресурс.</w:t>
+      </w:r>
+    </w:p>
+    <w:p>
+      <w:pPr>
+        <w:spacing w:line="360" w:lineRule="auto"/>
+        <w:ind w:firstLine="709"/>
+        <w:jc w:val="both"/>
+        <w:rPr>
+          <w:rFonts w:ascii="Times New Roman" w:hAnsi="Times New Roman" w:cs="Times New Roman"/>
+          <w:sz w:val="28"/>
+          <w:szCs w:val="28"/>
+          <w:lang w:val="en-US"/>
+        </w:rPr>
+      </w:pPr>
+      <w:r>
+        <w:rPr>
+          <w:rFonts w:ascii="Times New Roman" w:hAnsi="Times New Roman" w:cs="Times New Roman"/>
+          <w:sz w:val="28"/>
+          <w:szCs w:val="28"/>
+        </w:rPr>
+        <w:t>В условиях испытательных лабораторий и инженерных центров результаты диссертации могут быть использованы для формирования регламентов импедансной диагностики тяговых батарей, включая выбор частотного диапазона, уровней</w:t>
+      </w:r>
+      <w:r>
+        <w:rPr>
+          <w:rFonts w:ascii="Times New Roman" w:hAnsi="Times New Roman" w:cs="Times New Roman"/>
+          <w:sz w:val="28"/>
+          <w:szCs w:val="28"/>
+        </w:rPr>
+        <w:t xml:space="preserve"> </w:t>
+      </w:r>
+      <w:r>
+        <w:rPr>
+          <w:rFonts w:ascii="Times New Roman" w:hAnsi="Times New Roman" w:cs="Times New Roman"/>
+          <w:i/>
+          <w:iCs/>
+          <w:sz w:val="28"/>
+          <w:szCs w:val="28"/>
+          <w:lang w:val="en-US"/>
+        </w:rPr>
+        <w:t>SOC</w:t>
+      </w:r>
+      <w:r>
+        <w:rPr>
+          <w:rFonts w:ascii="Times New Roman" w:hAnsi="Times New Roman" w:cs="Times New Roman"/>
+          <w:sz w:val="28"/>
+          <w:szCs w:val="28"/>
+        </w:rPr>
+        <w:t xml:space="preserve">, </w:t>
+      </w:r>
+      <w:r>
+        <w:rPr>
+          <w:rFonts w:ascii="Times New Roman" w:hAnsi="Times New Roman" w:cs="Times New Roman"/>
+          <w:sz w:val="28"/>
+          <w:szCs w:val="28"/>
+        </w:rPr>
+        <w:t>температурных режимов,</w:t>
+      </w:r>
+      <w:r>
+        <w:rPr>
+          <w:rFonts w:ascii="Times New Roman" w:hAnsi="Times New Roman" w:cs="Times New Roman"/>
+          <w:sz w:val="28"/>
+          <w:szCs w:val="28"/>
+        </w:rPr>
+        <w:t xml:space="preserve"> </w:t>
+      </w:r>
+      <w:r>
+        <w:rPr>
+          <w:rFonts w:ascii="Times New Roman" w:hAnsi="Times New Roman" w:cs="Times New Roman"/>
+          <w:sz w:val="28"/>
+          <w:szCs w:val="28"/>
+        </w:rPr>
+        <w:t>структуры испытательной выборки и схемы последующей обработки данных. Особенно полезной является предложенная двухуровневая схема, в которой полный спектральный анализ сочетается с сокращённым набором диагностических частот для быстрых режимов оценки.</w:t>
+      </w:r>
+    </w:p>
+    <w:p>
+      <w:pPr>
+        <w:spacing w:line="360" w:lineRule="auto"/>
+        <w:ind w:firstLine="709"/>
+        <w:jc w:val="both"/>
+        <w:rPr>
+          <w:rFonts w:ascii="Times New Roman" w:hAnsi="Times New Roman" w:cs="Times New Roman"/>
+          <w:sz w:val="28"/>
+          <w:szCs w:val="28"/>
+          <w:lang w:val="en-US"/>
+        </w:rPr>
+      </w:pPr>
+      <w:r>
+        <w:rPr>
+          <w:rFonts w:ascii="Times New Roman" w:hAnsi="Times New Roman" w:cs="Times New Roman"/>
+          <w:sz w:val="28"/>
+          <w:szCs w:val="28"/>
+        </w:rPr>
+        <w:t xml:space="preserve">Для производителей и разработчиков батарейных систем результаты работы представляют интерес как основа для сравнительного анализа различных химических систем с точки зрения их импедансной деградации и транспортной пригодности. Использование единой диагностической рамки для NMC, LFP, LTO </w:t>
+      </w:r>
+      <w:r>
+        <w:rPr>
+          <w:rFonts w:ascii="Times New Roman" w:hAnsi="Times New Roman" w:cs="Times New Roman"/>
+          <w:sz w:val="28"/>
+          <w:szCs w:val="28"/>
+        </w:rPr>
+        <w:lastRenderedPageBreak/>
+        <w:t>и Na-ion систем позволяет принимать более обоснованные решения при выборе типа батареи под конкретную транспортную миссию.</w:t>
+      </w:r>
+    </w:p>
+    <w:p>
+      <w:pPr>
+        <w:spacing w:line="360" w:lineRule="auto"/>
+        <w:ind w:firstLine="709"/>
+        <w:jc w:val="both"/>
+        <w:rPr>
+          <w:rFonts w:ascii="Times New Roman" w:hAnsi="Times New Roman" w:cs="Times New Roman"/>
+          <w:sz w:val="28"/>
+          <w:szCs w:val="28"/>
+          <w:lang w:val="en-US"/>
+        </w:rPr>
+      </w:pPr>
+      <w:r>
+        <w:rPr>
+          <w:rFonts w:ascii="Times New Roman" w:hAnsi="Times New Roman" w:cs="Times New Roman"/>
+          <w:sz w:val="28"/>
+          <w:szCs w:val="28"/>
+        </w:rPr>
+        <w:t xml:space="preserve">В сфере эксплуатации целесообразно использовать предложенную модель для формирования цифровых «карт ресурса» батарейного парка. При наличии достаточного объёма эксплуатационных данных это позволит ранжировать батареи по степени риска, </w:t>
+      </w:r>
+      <w:r>
+        <w:rPr>
+          <w:rFonts w:ascii="Times New Roman" w:hAnsi="Times New Roman" w:cs="Times New Roman"/>
+          <w:sz w:val="28"/>
+          <w:szCs w:val="28"/>
+          <w:highlight w:val="yellow"/>
+        </w:rPr>
+        <w:t>ресурсоостатку</w:t>
+      </w:r>
+      <w:r>
+        <w:rPr>
+          <w:rFonts w:ascii="Times New Roman" w:hAnsi="Times New Roman" w:cs="Times New Roman"/>
+          <w:sz w:val="28"/>
+          <w:szCs w:val="28"/>
+        </w:rPr>
+        <w:t>, тяжести текущей транспортной миссии и вероятности скорого выхода на предельное состояние. Подобная практика особенно полезна для предприятий с большим числом однотипных транспортных единиц.</w:t>
+      </w:r>
+    </w:p>
+    <w:p>
+      <w:pPr>
+        <w:spacing w:line="360" w:lineRule="auto"/>
+        <w:ind w:firstLine="709"/>
+        <w:jc w:val="both"/>
+        <w:rPr>
+          <w:rFonts w:ascii="Times New Roman" w:hAnsi="Times New Roman" w:cs="Times New Roman"/>
+          <w:sz w:val="28"/>
+          <w:szCs w:val="28"/>
+          <w:lang w:val="en-US"/>
+        </w:rPr>
+      </w:pPr>
+      <w:r>
+        <w:rPr>
+          <w:rFonts w:ascii="Times New Roman" w:hAnsi="Times New Roman" w:cs="Times New Roman"/>
+          <w:sz w:val="28"/>
+          <w:szCs w:val="28"/>
+        </w:rPr>
+        <w:t>Полученные результаты также могут быть использованы в образовательной и исследовательской практике — при подготовке магистров, аспирантов и инженерно-технических специалистов в области электротехнических комплексов, электротранспорта, батарейных систем и интеллектуальных систем управления накопителями энергии. Работа задаёт методологическую рамку, объединяющую электрохимическую физику, импедансную диагностику, математическое моделирование и инженерную эксплуатацию.</w:t>
+      </w:r>
+    </w:p>
+    <w:p>
+      <w:pPr>
+        <w:spacing w:line="360" w:lineRule="auto"/>
+        <w:ind w:firstLine="709"/>
+        <w:jc w:val="both"/>
+        <w:rPr>
+          <w:rFonts w:ascii="Times New Roman" w:hAnsi="Times New Roman" w:cs="Times New Roman"/>
+          <w:sz w:val="28"/>
+          <w:szCs w:val="28"/>
+          <w:lang w:val="en-US"/>
+        </w:rPr>
+      </w:pPr>
+      <w:r>
+        <w:rPr>
+          <w:rFonts w:ascii="Times New Roman" w:hAnsi="Times New Roman" w:cs="Times New Roman"/>
+          <w:sz w:val="28"/>
+          <w:szCs w:val="28"/>
+        </w:rPr>
+        <w:t>С экономической точки зрения рекомендуется использовать результаты диссертации при обосновании пилотных проектов по внедрению прогностической диагностики батарей на транспортных предприятиях. Показанный в работе экономический эффект позволяет</w:t>
+      </w:r>
+      <w:r>
+        <w:rPr>
+          <w:rFonts w:ascii="Times New Roman" w:hAnsi="Times New Roman" w:cs="Times New Roman"/>
+          <w:sz w:val="28"/>
+          <w:szCs w:val="28"/>
+        </w:rPr>
+        <w:t xml:space="preserve"> </w:t>
+      </w:r>
+      <w:r>
+        <w:rPr>
+          <w:rFonts w:ascii="Times New Roman" w:hAnsi="Times New Roman" w:cs="Times New Roman"/>
+          <w:sz w:val="28"/>
+          <w:szCs w:val="28"/>
+        </w:rPr>
+        <w:t>использовать разработанные модели как часть технико-экономического обоснования модернизации существующих BMS и систем сервисного сопровождения.</w:t>
+      </w:r>
+    </w:p>
+    <w:p>
+      <w:pPr>
+        <w:spacing w:line="360" w:lineRule="auto"/>
+        <w:ind w:firstLine="709"/>
+        <w:jc w:val="both"/>
+        <w:rPr>
+          <w:rFonts w:ascii="Times New Roman" w:hAnsi="Times New Roman" w:cs="Times New Roman"/>
+          <w:sz w:val="28"/>
+          <w:szCs w:val="28"/>
+          <w:lang w:val="en-US"/>
+        </w:rPr>
+      </w:pPr>
+    </w:p>
+    <w:p>
+      <w:pPr>
+        <w:spacing w:line="360" w:lineRule="auto"/>
+        <w:ind w:firstLine="709"/>
+        <w:jc w:val="both"/>
+        <w:rPr>
+          <w:rFonts w:ascii="Times New Roman" w:hAnsi="Times New Roman" w:cs="Times New Roman"/>
+          <w:b/>
+          <w:bCs/>
+          <w:sz w:val="28"/>
+          <w:szCs w:val="28"/>
+          <w:lang w:val="en-US"/>
+        </w:rPr>
+      </w:pPr>
+      <w:r>
+        <w:rPr>
+          <w:rFonts w:ascii="Times New Roman" w:hAnsi="Times New Roman" w:cs="Times New Roman"/>
+          <w:b/>
+          <w:bCs/>
+          <w:sz w:val="28"/>
+          <w:szCs w:val="28"/>
+        </w:rPr>
+        <w:t>5 Перспективы дальнейших исследований</w:t>
+      </w:r>
+    </w:p>
+    <w:p>
+      <w:pPr>
+        <w:spacing w:line="360" w:lineRule="auto"/>
+        <w:ind w:firstLine="709"/>
+        <w:jc w:val="both"/>
+        <w:rPr>
+          <w:rFonts w:ascii="Times New Roman" w:hAnsi="Times New Roman" w:cs="Times New Roman"/>
+          <w:sz w:val="28"/>
+          <w:szCs w:val="28"/>
+          <w:lang w:val="en-US"/>
+        </w:rPr>
+      </w:pPr>
+    </w:p>
+    <w:p>
+      <w:pPr>
+        <w:spacing w:line="360" w:lineRule="auto"/>
+        <w:ind w:firstLine="709"/>
+        <w:jc w:val="both"/>
+        <w:rPr>
+          <w:rFonts w:ascii="Times New Roman" w:hAnsi="Times New Roman" w:cs="Times New Roman"/>
+          <w:sz w:val="28"/>
+          <w:szCs w:val="28"/>
+          <w:lang w:val="en-US"/>
+        </w:rPr>
+      </w:pPr>
+      <w:r>
+        <w:rPr>
+          <w:rFonts w:ascii="Times New Roman" w:hAnsi="Times New Roman" w:cs="Times New Roman"/>
+          <w:sz w:val="28"/>
+          <w:szCs w:val="28"/>
+        </w:rPr>
+        <w:t>Несмотря на завершённость выполненного исследования, полученные результаты открывают ряд направлений для дальнейшего развития.</w:t>
+      </w:r>
+    </w:p>
+    <w:p>
+      <w:pPr>
+        <w:spacing w:line="360" w:lineRule="auto"/>
+        <w:ind w:firstLine="709"/>
+        <w:jc w:val="both"/>
+        <w:rPr>
+          <w:rFonts w:ascii="Times New Roman" w:hAnsi="Times New Roman" w:cs="Times New Roman"/>
+          <w:sz w:val="28"/>
+          <w:szCs w:val="28"/>
+        </w:rPr>
+      </w:pPr>
+      <w:r>
+        <w:rPr>
+          <w:rFonts w:ascii="Times New Roman" w:hAnsi="Times New Roman" w:cs="Times New Roman"/>
+          <w:b/>
+          <w:bCs/>
+          <w:sz w:val="28"/>
+          <w:szCs w:val="28"/>
+        </w:rPr>
+        <w:lastRenderedPageBreak/>
+        <w:t>Первым</w:t>
+      </w:r>
+      <w:r>
+        <w:rPr>
+          <w:rFonts w:ascii="Times New Roman" w:hAnsi="Times New Roman" w:cs="Times New Roman"/>
+          <w:sz w:val="28"/>
+          <w:szCs w:val="28"/>
+        </w:rPr>
+        <w:t xml:space="preserve"> перспективным направлением является расширение экспериментальной базы за счёт длительных ресурсных испытаний батарейных модулей и батарейных пакетов в более широком спектре транспортных миссий. В частности, представляет интерес накопление </w:t>
+      </w:r>
+      <w:r>
+        <w:rPr>
+          <w:rFonts w:ascii="Times New Roman" w:hAnsi="Times New Roman" w:cs="Times New Roman"/>
+          <w:sz w:val="28"/>
+          <w:szCs w:val="28"/>
+          <w:highlight w:val="yellow"/>
+        </w:rPr>
+        <w:t>long-run</w:t>
+      </w:r>
+      <w:r>
+        <w:rPr>
+          <w:rFonts w:ascii="Times New Roman" w:hAnsi="Times New Roman" w:cs="Times New Roman"/>
+          <w:sz w:val="28"/>
+          <w:szCs w:val="28"/>
+        </w:rPr>
+        <w:t xml:space="preserve"> данных для сезонной эксплуатации, смешанных городских и пригородных маршрутов, а также для тяжёлых режимов, включающих регулярные токовые пики и пониженные температуры</w:t>
+      </w:r>
+    </w:p>
+    <w:p>
+      <w:pPr>
+        <w:spacing w:line="360" w:lineRule="auto"/>
+        <w:ind w:firstLine="709"/>
+        <w:jc w:val="both"/>
+        <w:rPr>
+          <w:rFonts w:ascii="Times New Roman" w:hAnsi="Times New Roman" w:cs="Times New Roman"/>
+          <w:sz w:val="28"/>
+          <w:szCs w:val="28"/>
+          <w:lang w:val="en-US"/>
+        </w:rPr>
+      </w:pPr>
+      <w:r>
+        <w:rPr>
+          <w:rFonts w:ascii="Times New Roman" w:hAnsi="Times New Roman" w:cs="Times New Roman"/>
+          <w:b/>
+          <w:bCs/>
+          <w:sz w:val="28"/>
+          <w:szCs w:val="28"/>
+        </w:rPr>
+        <w:t>Вторым</w:t>
+      </w:r>
+      <w:r>
+        <w:rPr>
+          <w:rFonts w:ascii="Times New Roman" w:hAnsi="Times New Roman" w:cs="Times New Roman"/>
+          <w:sz w:val="28"/>
+          <w:szCs w:val="28"/>
+        </w:rPr>
+        <w:t xml:space="preserve"> направлением является дальнейшее развитие модели межэлементной неоднородности. В настоящей работе батарейная система рассматривалась преимущественно на уровне элемента, модуля и агрегированных параметров. Между тем для крупных тяговых батарей существенное значение имеют дисбаланс элементов, температурная неравномерность и различие локальных режимов старения. Развитие этого направления может привести к созданию распределённых импедансно-прогностических моделей батарейного пакета.</w:t>
+      </w:r>
+    </w:p>
+    <w:p>
+      <w:pPr>
+        <w:spacing w:line="360" w:lineRule="auto"/>
+        <w:ind w:firstLine="709"/>
+        <w:jc w:val="both"/>
+        <w:rPr>
+          <w:rFonts w:ascii="Times New Roman" w:hAnsi="Times New Roman" w:cs="Times New Roman"/>
+          <w:sz w:val="28"/>
+          <w:szCs w:val="28"/>
+          <w:lang w:val="en-US"/>
+        </w:rPr>
+      </w:pPr>
+      <w:r>
+        <w:rPr>
+          <w:rFonts w:ascii="Times New Roman" w:hAnsi="Times New Roman" w:cs="Times New Roman"/>
+          <w:b/>
+          <w:bCs/>
+          <w:sz w:val="28"/>
+          <w:szCs w:val="28"/>
+        </w:rPr>
+        <w:t>Третьим</w:t>
+      </w:r>
+      <w:r>
+        <w:rPr>
+          <w:rFonts w:ascii="Times New Roman" w:hAnsi="Times New Roman" w:cs="Times New Roman"/>
+          <w:sz w:val="28"/>
+          <w:szCs w:val="28"/>
+        </w:rPr>
+        <w:t xml:space="preserve"> направлением является развитие методов онлайн-оценки импедансных параметров без выделенного диагностического окна. Это особенно важно для подвижного состава с высокой эксплуатационной плотностью, где проведение даже коротких специальных EIS сеансов ограничено режимом работы. Перспективной является разработка алгоритмов извлечения импедансно-подобных признаков непосредственно из естественных переходных процессов тяговой системы.</w:t>
+      </w:r>
+    </w:p>
+    <w:p>
+      <w:pPr>
+        <w:spacing w:line="360" w:lineRule="auto"/>
+        <w:ind w:firstLine="709"/>
+        <w:jc w:val="both"/>
+        <w:rPr>
+          <w:rFonts w:ascii="Times New Roman" w:hAnsi="Times New Roman" w:cs="Times New Roman"/>
+          <w:sz w:val="28"/>
+          <w:szCs w:val="28"/>
+          <w:lang w:val="en-US"/>
+        </w:rPr>
+      </w:pPr>
+      <w:r>
+        <w:rPr>
+          <w:rFonts w:ascii="Times New Roman" w:hAnsi="Times New Roman" w:cs="Times New Roman"/>
+          <w:b/>
+          <w:bCs/>
+          <w:sz w:val="28"/>
+          <w:szCs w:val="28"/>
+        </w:rPr>
+        <w:t>Четвёртым</w:t>
+      </w:r>
+      <w:r>
+        <w:rPr>
+          <w:rFonts w:ascii="Times New Roman" w:hAnsi="Times New Roman" w:cs="Times New Roman"/>
+          <w:sz w:val="28"/>
+          <w:szCs w:val="28"/>
+        </w:rPr>
+        <w:t xml:space="preserve"> перспективным направлением является интеграция импедансно-прогностической модели с методами машинного обучения, но не в виде замены физической модели на «чёрный ящик», а в виде гибридной архитектуры. В таком случае физически интерпретируемые импедансные признаки могут использоваться как информативное ядро, а </w:t>
+      </w:r>
+      <w:r>
+        <w:rPr>
+          <w:rFonts w:ascii="Times New Roman" w:hAnsi="Times New Roman" w:cs="Times New Roman"/>
+          <w:sz w:val="28"/>
+          <w:szCs w:val="28"/>
+          <w:highlight w:val="yellow"/>
+        </w:rPr>
+        <w:t>data-driven</w:t>
+      </w:r>
+      <w:r>
+        <w:rPr>
+          <w:rFonts w:ascii="Times New Roman" w:hAnsi="Times New Roman" w:cs="Times New Roman"/>
+          <w:sz w:val="28"/>
+          <w:szCs w:val="28"/>
+        </w:rPr>
+        <w:t xml:space="preserve"> надстройка — как средство адаптации модели к большим массивам эксплуатационных данных и к межпарковым различиям условий использования.</w:t>
+      </w:r>
+    </w:p>
+    <w:p>
+      <w:pPr>
+        <w:spacing w:line="360" w:lineRule="auto"/>
+        <w:ind w:firstLine="709"/>
+        <w:jc w:val="both"/>
+        <w:rPr>
+          <w:rFonts w:ascii="Times New Roman" w:hAnsi="Times New Roman" w:cs="Times New Roman"/>
+          <w:sz w:val="28"/>
+          <w:szCs w:val="28"/>
+          <w:lang w:val="en-US"/>
+        </w:rPr>
+      </w:pPr>
+      <w:r>
+        <w:rPr>
+          <w:rFonts w:ascii="Times New Roman" w:hAnsi="Times New Roman" w:cs="Times New Roman"/>
+          <w:b/>
+          <w:bCs/>
+          <w:sz w:val="28"/>
+          <w:szCs w:val="28"/>
+        </w:rPr>
+        <w:lastRenderedPageBreak/>
+        <w:t>Пятым</w:t>
+      </w:r>
+      <w:r>
+        <w:rPr>
+          <w:rFonts w:ascii="Times New Roman" w:hAnsi="Times New Roman" w:cs="Times New Roman"/>
+          <w:sz w:val="28"/>
+          <w:szCs w:val="28"/>
+        </w:rPr>
+        <w:t xml:space="preserve"> направлением является развитие экономико-эксплуатационного блока модели. В дальнейшем представляется целесообразным расширить расчёты за счёт учёта стоимости недовыпуска транспорта на линию, влияния режима эксплуатации на остаточную стоимость батареи, сценариев </w:t>
+      </w:r>
+      <w:r>
+        <w:rPr>
+          <w:rFonts w:ascii="Times New Roman" w:hAnsi="Times New Roman" w:cs="Times New Roman"/>
+          <w:sz w:val="28"/>
+          <w:szCs w:val="28"/>
+          <w:highlight w:val="yellow"/>
+        </w:rPr>
+        <w:t>second-life использования</w:t>
+      </w:r>
+      <w:r>
+        <w:rPr>
+          <w:rFonts w:ascii="Times New Roman" w:hAnsi="Times New Roman" w:cs="Times New Roman"/>
+          <w:sz w:val="28"/>
+          <w:szCs w:val="28"/>
+        </w:rPr>
+        <w:t xml:space="preserve"> батарейных систем и интеграции прогноза ресурса в более широкий жизненный цикл транспортного предприятия.</w:t>
+      </w:r>
+    </w:p>
+    <w:p>
+      <w:pPr>
+        <w:spacing w:line="360" w:lineRule="auto"/>
+        <w:ind w:firstLine="709"/>
+        <w:jc w:val="both"/>
+        <w:rPr>
+          <w:rFonts w:ascii="Times New Roman" w:hAnsi="Times New Roman" w:cs="Times New Roman"/>
+          <w:sz w:val="28"/>
+          <w:szCs w:val="28"/>
+          <w:lang w:val="en-US"/>
+        </w:rPr>
+      </w:pPr>
+      <w:r>
+        <w:rPr>
+          <w:rFonts w:ascii="Times New Roman" w:hAnsi="Times New Roman" w:cs="Times New Roman"/>
+          <w:b/>
+          <w:bCs/>
+          <w:sz w:val="28"/>
+          <w:szCs w:val="28"/>
+        </w:rPr>
+        <w:t>Шестым</w:t>
+      </w:r>
+      <w:r>
+        <w:rPr>
+          <w:rFonts w:ascii="Times New Roman" w:hAnsi="Times New Roman" w:cs="Times New Roman"/>
+          <w:sz w:val="28"/>
+          <w:szCs w:val="28"/>
+        </w:rPr>
+        <w:t xml:space="preserve"> направлением является расширение набора исследуемых химических систем и режимов их сравнения. Особый интерес представляют новые поколения натрий-ионных, твердотельных и гибридных батарейных систем, для которых импедансная диагностика потенциально может стать одним из ключевых средств сравнительного анализа транспортной применимости.</w:t>
+      </w:r>
+    </w:p>
+    <w:p>
+      <w:pPr>
+        <w:spacing w:line="360" w:lineRule="auto"/>
+        <w:ind w:firstLine="709"/>
+        <w:jc w:val="both"/>
+        <w:rPr>
+          <w:rFonts w:ascii="Times New Roman" w:hAnsi="Times New Roman" w:cs="Times New Roman"/>
+          <w:sz w:val="28"/>
+          <w:szCs w:val="28"/>
+          <w:lang w:val="en-US"/>
+        </w:rPr>
+      </w:pPr>
+      <w:r>
+        <w:rPr>
+          <w:rFonts w:ascii="Times New Roman" w:hAnsi="Times New Roman" w:cs="Times New Roman"/>
+          <w:b/>
+          <w:bCs/>
+          <w:sz w:val="28"/>
+          <w:szCs w:val="28"/>
+        </w:rPr>
+        <w:t>Седьмым</w:t>
+      </w:r>
+      <w:r>
+        <w:rPr>
+          <w:rFonts w:ascii="Times New Roman" w:hAnsi="Times New Roman" w:cs="Times New Roman"/>
+          <w:sz w:val="28"/>
+          <w:szCs w:val="28"/>
+        </w:rPr>
+        <w:t xml:space="preserve"> направлением является развитие нормативной и регламентной базы. Результаты диссертации могут лечь в основу стандартов и отраслевых рекомендаций по проведению импедансной диагностики тяговых батарей электротранспорта, формированию диагностических порогов, критериям предельного состояния и правилам использования прогностических оценок в эксплуатационной практике.</w:t>
+      </w:r>
+    </w:p>
+    <w:p>
+      <w:pPr>
+        <w:spacing w:line="360" w:lineRule="auto"/>
+        <w:ind w:firstLine="709"/>
+        <w:jc w:val="both"/>
+        <w:rPr>
+          <w:rFonts w:ascii="Times New Roman" w:hAnsi="Times New Roman" w:cs="Times New Roman"/>
+          <w:sz w:val="28"/>
+          <w:szCs w:val="28"/>
+        </w:rPr>
+      </w:pPr>
+      <w:r>
+        <w:rPr>
+          <w:rFonts w:ascii="Times New Roman" w:hAnsi="Times New Roman" w:cs="Times New Roman"/>
+          <w:sz w:val="28"/>
+          <w:szCs w:val="28"/>
+        </w:rPr>
+        <w:t>Таким образом, проведённое исследование не только решает поставленную научную задачу, но и формирует основу для дальнейшего развития нового направления — импедансно-прогностической метрии тяговых аккумуляторных батарей электротранспорта, ориентированной на реальные нестационарные условия эксплуатации, инженерную реализуемость и ресурсоэффективное управление батарейными системами</w:t>
+      </w:r>
+      <w:r>
+        <w:rPr>
+          <w:rFonts w:ascii="Times New Roman" w:hAnsi="Times New Roman" w:cs="Times New Roman"/>
+          <w:sz w:val="28"/>
+          <w:szCs w:val="28"/>
+        </w:rPr>
+        <w:t>.</w:t>
+      </w:r>
     </w:p>
     <w:sectPr>
       <w:pgSz w:w="11906" w:h="16838" w:code="9"/>
@@ -1639,7 +3843,6 @@
   <w:style w:type="character" w:default="1" w:styleId="a0">
     <w:name w:val="Default Paragraph Font"/>
     <w:uiPriority w:val="1"/>
-    <w:semiHidden/>
     <w:unhideWhenUsed/>
   </w:style>
   <w:style w:type="table" w:default="1" w:styleId="a1">
